--- a/WHITEPAPER.docx
+++ b/WHITEPAPER.docx
@@ -71,7 +71,13 @@
         <w:t xml:space="preserve"> </w:t>
       </w:r>
       <w:r>
-        <w:t xml:space="preserve">Draft for review</w:t>
+        <w:t xml:space="preserve">Draft for review — rev. 2026-10-07 (adds the sales-CRM layer: peers,</w:t>
+      </w:r>
+      <w:r>
+        <w:t xml:space="preserve"> </w:t>
+      </w:r>
+      <w:r>
+        <w:t xml:space="preserve">chat/pitch tracking, notes, expiries, idea targeting, daily color)</w:t>
       </w:r>
       <w:r>
         <w:t xml:space="preserve"> </w:t>
@@ -551,7 +557,7 @@
         <w:t xml:space="preserve"> </w:t>
       </w:r>
       <w:r>
-        <w:t xml:space="preserve">— see §11.</w:t>
+        <w:t xml:space="preserve">— see §10.</w:t>
       </w:r>
       <w:r>
         <w:t xml:space="preserve"> </w:t>
@@ -587,19 +593,42 @@
         <w:pStyle w:val="FirstParagraph"/>
       </w:pPr>
       <w:r>
-        <w:t xml:space="preserve">The prototype implements all of the below. Layout: a client selector + a</w:t>
-      </w:r>
-      <w:r>
-        <w:t xml:space="preserve"> </w:t>
-      </w:r>
-      <w:r>
-        <w:t xml:space="preserve">per-entity focus filter, flexible date controls (quick lookback in days/weeks/</w:t>
-      </w:r>
-      <w:r>
-        <w:t xml:space="preserve"> </w:t>
-      </w:r>
-      <w:r>
-        <w:t xml:space="preserve">months/</w:t>
+        <w:t xml:space="preserve">The app has two workspaces, switched from the top navigation bar. The selected</w:t>
+      </w:r>
+      <w:r>
+        <w:t xml:space="preserve"> </w:t>
+      </w:r>
+      <w:r>
+        <w:t xml:space="preserve">client stays selected when you move between pages.</w:t>
+      </w:r>
+    </w:p>
+    <w:p>
+      <w:pPr>
+        <w:pStyle w:val="BodyText"/>
+      </w:pPr>
+      <w:r>
+        <w:rPr>
+          <w:b/>
+        </w:rPr>
+        <w:t xml:space="preserve">Client 360</w:t>
+      </w:r>
+      <w:r>
+        <w:t xml:space="preserve"> </w:t>
+      </w:r>
+      <w:r>
+        <w:t xml:space="preserve">covers one relationship across every product. The sidebar holds the</w:t>
+      </w:r>
+      <w:r>
+        <w:t xml:space="preserve"> </w:t>
+      </w:r>
+      <w:r>
+        <w:t xml:space="preserve">client picker, a per-entity focus filter and the date controls (quick lookback in</w:t>
+      </w:r>
+      <w:r>
+        <w:t xml:space="preserve"> </w:t>
+      </w:r>
+      <w:r>
+        <w:t xml:space="preserve">days/weeks/months/</w:t>
       </w:r>
       <w:r>
         <w:rPr>
@@ -620,13 +649,19 @@
         <w:t xml:space="preserve">custom start/end range</w:t>
       </w:r>
       <w:r>
-        <w:t xml:space="preserve">), a cross-product KPI bar, then</w:t>
-      </w:r>
-      <w:r>
-        <w:t xml:space="preserve"> </w:t>
-      </w:r>
-      <w:r>
-        <w:t xml:space="preserve">seven tabs.</w:t>
+        <w:t xml:space="preserve">). The page opens with a</w:t>
+      </w:r>
+      <w:r>
+        <w:t xml:space="preserve"> </w:t>
+      </w:r>
+      <w:r>
+        <w:t xml:space="preserve">masthead (name, tier, coverage, segment, entity chips) and a cross-product KPI strip,</w:t>
+      </w:r>
+      <w:r>
+        <w:t xml:space="preserve"> </w:t>
+      </w:r>
+      <w:r>
+        <w:t xml:space="preserve">then five tabs. Some tabs have sub-tabs:</w:t>
       </w:r>
     </w:p>
     <w:tbl>
@@ -657,7 +692,7 @@
               <w:jc w:val="left"/>
             </w:pPr>
             <w:r>
-              <w:t xml:space="preserve">Section</w:t>
+              <w:t xml:space="preserve">Tab › sub-tab</w:t>
             </w:r>
           </w:p>
         </w:tc>
@@ -707,109 +742,18 @@
               <w:rPr>
                 <w:b/>
               </w:rPr>
-              <w:t xml:space="preserve">Header</w:t>
-            </w:r>
-          </w:p>
-        </w:tc>
-        <w:tc>
-          <w:p>
-            <w:pPr>
-              <w:pStyle w:val="Compact"/>
-              <w:jc w:val="left"/>
-            </w:pPr>
-            <w:r>
-              <w:t xml:space="preserve">Parent name, tier, coverage, client-since, entity chips, product-coverage matrix</w:t>
-            </w:r>
-          </w:p>
-        </w:tc>
-        <w:tc>
-          <w:p>
-            <w:pPr>
-              <w:pStyle w:val="Compact"/>
-              <w:jc w:val="left"/>
-            </w:pPr>
-            <w:r>
-              <w:rPr>
-                <w:rStyle w:val="VerbatimChar"/>
-              </w:rPr>
-              <w:t xml:space="preserve">get_entities</w:t>
-            </w:r>
-            <w:r>
-              <w:t xml:space="preserve">, derived</w:t>
-            </w:r>
-          </w:p>
-        </w:tc>
-      </w:tr>
-      <w:tr>
-        <w:tc>
-          <w:p>
-            <w:pPr>
-              <w:pStyle w:val="Compact"/>
-              <w:jc w:val="left"/>
-            </w:pPr>
-            <w:r>
-              <w:rPr>
-                <w:b/>
-              </w:rPr>
-              <w:t xml:space="preserve">KPI bar</w:t>
-            </w:r>
-          </w:p>
-        </w:tc>
-        <w:tc>
-          <w:p>
-            <w:pPr>
-              <w:pStyle w:val="Compact"/>
-              <w:jc w:val="left"/>
-            </w:pPr>
-            <w:r>
-              <w:t xml:space="preserve">Notional traded, revenue to FX, blended bps, open-position value, unrealized P&amp;L, credit drawn</w:t>
-            </w:r>
-          </w:p>
-        </w:tc>
-        <w:tc>
-          <w:p>
-            <w:pPr>
-              <w:pStyle w:val="Compact"/>
-              <w:jc w:val="left"/>
-            </w:pPr>
-            <w:r>
-              <w:rPr>
-                <w:rStyle w:val="VerbatimChar"/>
-              </w:rPr>
-              <w:t xml:space="preserve">overview_kpis</w:t>
-            </w:r>
-            <w:r>
-              <w:t xml:space="preserve"> </w:t>
-            </w:r>
-            <w:r>
-              <w:t xml:space="preserve">(derived)</w:t>
-            </w:r>
-          </w:p>
-        </w:tc>
-      </w:tr>
-      <w:tr>
-        <w:tc>
-          <w:p>
-            <w:pPr>
-              <w:pStyle w:val="Compact"/>
-              <w:jc w:val="left"/>
-            </w:pPr>
-            <w:r>
-              <w:rPr>
-                <w:b/>
-              </w:rPr>
-              <w:t xml:space="preserve">Overview</w:t>
-            </w:r>
-          </w:p>
-        </w:tc>
-        <w:tc>
-          <w:p>
-            <w:pPr>
-              <w:pStyle w:val="Compact"/>
-              <w:jc w:val="left"/>
-            </w:pPr>
-            <w:r>
-              <w:t xml:space="preserve">Revenue by product, notional over time (stacked), product-activity table, net token flow,</w:t>
+              <w:t xml:space="preserve">Overview › Summary</w:t>
+            </w:r>
+          </w:p>
+        </w:tc>
+        <w:tc>
+          <w:p>
+            <w:pPr>
+              <w:pStyle w:val="Compact"/>
+              <w:jc w:val="left"/>
+            </w:pPr>
+            <w:r>
+              <w:t xml:space="preserve">Revenue by product, notional over time, product-activity table, net token flow,</w:t>
             </w:r>
             <w:r>
               <w:t xml:space="preserve"> </w:t>
@@ -884,18 +828,59 @@
               <w:rPr>
                 <w:b/>
               </w:rPr>
-              <w:t xml:space="preserve">Positions &amp; Risk</w:t>
-            </w:r>
-          </w:p>
-        </w:tc>
-        <w:tc>
-          <w:p>
-            <w:pPr>
-              <w:pStyle w:val="Compact"/>
-              <w:jc w:val="left"/>
-            </w:pPr>
-            <w:r>
-              <w:t xml:space="preserve">Gross/long/short exposure, exposure by product, net exposure by token, full position detail (incl. funding, delta, vega)</w:t>
+              <w:t xml:space="preserve">Overview › Trades</w:t>
+            </w:r>
+          </w:p>
+        </w:tc>
+        <w:tc>
+          <w:p>
+            <w:pPr>
+              <w:pStyle w:val="Compact"/>
+              <w:jc w:val="left"/>
+            </w:pPr>
+            <w:r>
+              <w:t xml:space="preserve">Filterable unified blotter (product / side / token), size distribution, avg bps by product</w:t>
+            </w:r>
+          </w:p>
+        </w:tc>
+        <w:tc>
+          <w:p>
+            <w:pPr>
+              <w:pStyle w:val="Compact"/>
+              <w:jc w:val="left"/>
+            </w:pPr>
+            <w:r>
+              <w:rPr>
+                <w:rStyle w:val="VerbatimChar"/>
+              </w:rPr>
+              <w:t xml:space="preserve">get_trades</w:t>
+            </w:r>
+          </w:p>
+        </w:tc>
+      </w:tr>
+      <w:tr>
+        <w:tc>
+          <w:p>
+            <w:pPr>
+              <w:pStyle w:val="Compact"/>
+              <w:jc w:val="left"/>
+            </w:pPr>
+            <w:r>
+              <w:rPr>
+                <w:b/>
+              </w:rPr>
+              <w:t xml:space="preserve">Risk › Positions</w:t>
+            </w:r>
+          </w:p>
+        </w:tc>
+        <w:tc>
+          <w:p>
+            <w:pPr>
+              <w:pStyle w:val="Compact"/>
+              <w:jc w:val="left"/>
+            </w:pPr>
+            <w:r>
+              <w:t xml:space="preserve">Gross/long/short exposure, exposure by product and token, position detail (funding, delta, vega)</w:t>
             </w:r>
           </w:p>
         </w:tc>
@@ -925,7 +910,7 @@
               <w:rPr>
                 <w:b/>
               </w:rPr>
-              <w:t xml:space="preserve">Options</w:t>
+              <w:t xml:space="preserve">Risk › Options</w:t>
             </w:r>
           </w:p>
         </w:tc>
@@ -945,7 +930,7 @@
               <w:t xml:space="preserve"> </w:t>
             </w:r>
             <w:r>
-              <w:t xml:space="preserve">— legs grouped by order and classified (bull/bear vertical spreads, straddle, strangle, risk reversal, butterfly, iron condor, calendar, covered call); strategy mix, directional-bias breakdown, per-structure leg detail, entity + strategy filters</w:t>
+              <w:t xml:space="preserve">(verticals, straddle/strangle, risk reversal, butterfly, iron condor, calendar, covered call), strategy mix, bias, leg detail</w:t>
             </w:r>
           </w:p>
         </w:tc>
@@ -976,12 +961,6 @@
               </w:rPr>
               <w:t xml:space="preserve">option_structures</w:t>
             </w:r>
-            <w:r>
-              <w:t xml:space="preserve"> </w:t>
-            </w:r>
-            <w:r>
-              <w:t xml:space="preserve">(derived)</w:t>
-            </w:r>
           </w:p>
         </w:tc>
       </w:tr>
@@ -996,59 +975,18 @@
               <w:rPr>
                 <w:b/>
               </w:rPr>
-              <w:t xml:space="preserve">Trades</w:t>
-            </w:r>
-          </w:p>
-        </w:tc>
-        <w:tc>
-          <w:p>
-            <w:pPr>
-              <w:pStyle w:val="Compact"/>
-              <w:jc w:val="left"/>
-            </w:pPr>
-            <w:r>
-              <w:t xml:space="preserve">Filterable unified blotter (product / side / token), size distribution, avg bps by product</w:t>
-            </w:r>
-          </w:p>
-        </w:tc>
-        <w:tc>
-          <w:p>
-            <w:pPr>
-              <w:pStyle w:val="Compact"/>
-              <w:jc w:val="left"/>
-            </w:pPr>
-            <w:r>
-              <w:rPr>
-                <w:rStyle w:val="VerbatimChar"/>
-              </w:rPr>
-              <w:t xml:space="preserve">get_trades</w:t>
-            </w:r>
-          </w:p>
-        </w:tc>
-      </w:tr>
-      <w:tr>
-        <w:tc>
-          <w:p>
-            <w:pPr>
-              <w:pStyle w:val="Compact"/>
-              <w:jc w:val="left"/>
-            </w:pPr>
-            <w:r>
-              <w:rPr>
-                <w:b/>
-              </w:rPr>
-              <w:t xml:space="preserve">Credit</w:t>
-            </w:r>
-          </w:p>
-        </w:tc>
-        <w:tc>
-          <w:p>
-            <w:pPr>
-              <w:pStyle w:val="Compact"/>
-              <w:jc w:val="left"/>
-            </w:pPr>
-            <w:r>
-              <w:t xml:space="preserve">Facilities, principal/drawn/collateral, LTV, rate, maturity, margin-health status, near-term alerts</w:t>
+              <w:t xml:space="preserve">Risk › Credit</w:t>
+            </w:r>
+          </w:p>
+        </w:tc>
+        <w:tc>
+          <w:p>
+            <w:pPr>
+              <w:pStyle w:val="Compact"/>
+              <w:jc w:val="left"/>
+            </w:pPr>
+            <w:r>
+              <w:t xml:space="preserve">Facilities, drawn/collateral, LTV, maturity, margin-health status, alerts</w:t>
             </w:r>
           </w:p>
         </w:tc>
@@ -1078,27 +1016,95 @@
               <w:rPr>
                 <w:b/>
               </w:rPr>
-              <w:t xml:space="preserve">Relationship</w:t>
-            </w:r>
-          </w:p>
-        </w:tc>
-        <w:tc>
-          <w:p>
-            <w:pPr>
-              <w:pStyle w:val="Compact"/>
-              <w:jc w:val="left"/>
-            </w:pPr>
-            <w:r>
-              <w:t xml:space="preserve">Auto meeting brief, Gong call history,</w:t>
+              <w:t xml:space="preserve">Peers</w:t>
+            </w:r>
+          </w:p>
+        </w:tc>
+        <w:tc>
+          <w:p>
+            <w:pPr>
+              <w:pStyle w:val="Compact"/>
+              <w:jc w:val="left"/>
+            </w:pPr>
+            <w:r>
+              <w:t xml:space="preserve">What similar clients (anonymous cohort, e.g. </w:t>
+            </w:r>
+            <w:r>
+              <w:t xml:space="preserve">“</w:t>
+            </w:r>
+            <w:r>
+              <w:t xml:space="preserve">Macro hedge funds</w:t>
+            </w:r>
+            <w:r>
+              <w:t xml:space="preserve">”</w:t>
+            </w:r>
+            <w:r>
+              <w:t xml:space="preserve">) are doing: product adoption, token mix, trends, direction, popular structures, benchmarks, desk-idea uptake, talking points (§12)</w:t>
+            </w:r>
+          </w:p>
+        </w:tc>
+        <w:tc>
+          <w:p>
+            <w:pPr>
+              <w:pStyle w:val="Compact"/>
+              <w:jc w:val="left"/>
+            </w:pPr>
+            <w:r>
+              <w:rPr>
+                <w:rStyle w:val="VerbatimChar"/>
+              </w:rPr>
+              <w:t xml:space="preserve">get_peer_activity</w:t>
+            </w:r>
+            <w:r>
+              <w:t xml:space="preserve">,</w:t>
             </w:r>
             <w:r>
               <w:t xml:space="preserve"> </w:t>
             </w:r>
+            <w:r>
+              <w:rPr>
+                <w:rStyle w:val="VerbatimChar"/>
+              </w:rPr>
+              <w:t xml:space="preserve">get_peer_strategies</w:t>
+            </w:r>
+            <w:r>
+              <w:t xml:space="preserve">,</w:t>
+            </w:r>
+            <w:r>
+              <w:t xml:space="preserve"> </w:t>
+            </w:r>
+            <w:r>
+              <w:rPr>
+                <w:rStyle w:val="VerbatimChar"/>
+              </w:rPr>
+              <w:t xml:space="preserve">get_desk_idea_uptake</w:t>
+            </w:r>
+          </w:p>
+        </w:tc>
+      </w:tr>
+      <w:tr>
+        <w:tc>
+          <w:p>
+            <w:pPr>
+              <w:pStyle w:val="Compact"/>
+              <w:jc w:val="left"/>
+            </w:pPr>
             <w:r>
               <w:rPr>
                 <w:b/>
               </w:rPr>
-              <w:t xml:space="preserve">live token news</w:t>
+              <w:t xml:space="preserve">Relationship › Brief</w:t>
+            </w:r>
+          </w:p>
+        </w:tc>
+        <w:tc>
+          <w:p>
+            <w:pPr>
+              <w:pStyle w:val="Compact"/>
+              <w:jc w:val="left"/>
+            </w:pPr>
+            <w:r>
+              <w:t xml:space="preserve">Auto meeting brief, Gong call history, live token news</w:t>
             </w:r>
           </w:p>
         </w:tc>
@@ -1126,9 +1132,6 @@
               </w:rPr>
               <w:t xml:space="preserve">get_news</w:t>
             </w:r>
-            <w:r>
-              <w:t xml:space="preserve">, derived</w:t>
-            </w:r>
           </w:p>
         </w:tc>
       </w:tr>
@@ -1143,10 +1146,82 @@
               <w:rPr>
                 <w:b/>
               </w:rPr>
-              <w:t xml:space="preserve">Analyst ✨</w:t>
-            </w:r>
-          </w:p>
-        </w:tc>
+              <w:t xml:space="preserve">Relationship › Notes</w:t>
+            </w:r>
+          </w:p>
+        </w:tc>
+        <w:tc>
+          <w:p>
+            <w:pPr>
+              <w:pStyle w:val="Compact"/>
+              <w:jc w:val="left"/>
+            </w:pPr>
+            <w:r>
+              <w:t xml:space="preserve">Pros-style call notes with auto-hashtags,</w:t>
+            </w:r>
+            <w:r>
+              <w:t xml:space="preserve"> </w:t>
+            </w:r>
+            <w:r>
+              <w:t xml:space="preserve">“</w:t>
+            </w:r>
+            <w:r>
+              <w:t xml:space="preserve">what we know</w:t>
+            </w:r>
+            <w:r>
+              <w:t xml:space="preserve">”</w:t>
+            </w:r>
+            <w:r>
+              <w:t xml:space="preserve">, notes-vs-book verdicts, follow-ups, book-wide</w:t>
+            </w:r>
+            <w:r>
+              <w:t xml:space="preserve"> </w:t>
+            </w:r>
+            <w:r>
+              <w:t xml:space="preserve">“</w:t>
+            </w:r>
+            <w:r>
+              <w:t xml:space="preserve">who has talked about…</w:t>
+            </w:r>
+            <w:r>
+              <w:t xml:space="preserve">”</w:t>
+            </w:r>
+            <w:r>
+              <w:t xml:space="preserve"> </w:t>
+            </w:r>
+            <w:r>
+              <w:t xml:space="preserve">(§14)</w:t>
+            </w:r>
+          </w:p>
+        </w:tc>
+        <w:tc>
+          <w:p>
+            <w:pPr>
+              <w:pStyle w:val="Compact"/>
+              <w:jc w:val="left"/>
+            </w:pPr>
+            <w:r>
+              <w:rPr>
+                <w:rStyle w:val="VerbatimChar"/>
+              </w:rPr>
+              <w:t xml:space="preserve">get_notes</w:t>
+            </w:r>
+            <w:r>
+              <w:t xml:space="preserve">,</w:t>
+            </w:r>
+            <w:r>
+              <w:t xml:space="preserve"> </w:t>
+            </w:r>
+            <w:r>
+              <w:rPr>
+                <w:rStyle w:val="VerbatimChar"/>
+              </w:rPr>
+              <w:t xml:space="preserve">save_note</w:t>
+            </w:r>
+          </w:p>
+        </w:tc>
+      </w:tr>
+      <w:tr>
         <w:tc>
           <w:p>
             <w:pPr>
@@ -1157,10 +1232,113 @@
               <w:rPr>
                 <w:b/>
               </w:rPr>
-              <w:t xml:space="preserve">Opus 4.8</w:t>
-            </w:r>
-            <w:r>
-              <w:t xml:space="preserve">: one-click activity summary for the period + live chat, grounded in everything on the page</w:t>
+              <w:t xml:space="preserve">Relationship › Pitches &amp; Chat</w:t>
+            </w:r>
+          </w:p>
+        </w:tc>
+        <w:tc>
+          <w:p>
+            <w:pPr>
+              <w:pStyle w:val="Compact"/>
+              <w:jc w:val="left"/>
+            </w:pPr>
+            <w:r>
+              <w:t xml:space="preserve">Pitch scorecard (</w:t>
+            </w:r>
+            <w:r>
+              <w:t xml:space="preserve">“</w:t>
+            </w:r>
+            <w:r>
+              <w:t xml:space="preserve">we pitched X, it’s up N%, you did / didn’t take it</w:t>
+            </w:r>
+            <w:r>
+              <w:t xml:space="preserve">”</w:t>
+            </w:r>
+            <w:r>
+              <w:t xml:space="preserve">), pass reasons, callbacks, chat engagement / gone quiet, RFQs, chat archive, live extractor audit (§13)</w:t>
+            </w:r>
+          </w:p>
+        </w:tc>
+        <w:tc>
+          <w:p>
+            <w:pPr>
+              <w:pStyle w:val="Compact"/>
+              <w:jc w:val="left"/>
+            </w:pPr>
+            <w:r>
+              <w:rPr>
+                <w:rStyle w:val="VerbatimChar"/>
+              </w:rPr>
+              <w:t xml:space="preserve">get_trade_ideas</w:t>
+            </w:r>
+            <w:r>
+              <w:t xml:space="preserve">,</w:t>
+            </w:r>
+            <w:r>
+              <w:t xml:space="preserve"> </w:t>
+            </w:r>
+            <w:r>
+              <w:rPr>
+                <w:rStyle w:val="VerbatimChar"/>
+              </w:rPr>
+              <w:t xml:space="preserve">get_chat_messages</w:t>
+            </w:r>
+            <w:r>
+              <w:t xml:space="preserve">,</w:t>
+            </w:r>
+            <w:r>
+              <w:t xml:space="preserve"> </w:t>
+            </w:r>
+            <w:r>
+              <w:rPr>
+                <w:rStyle w:val="VerbatimChar"/>
+              </w:rPr>
+              <w:t xml:space="preserve">get_rfqs</w:t>
+            </w:r>
+            <w:r>
+              <w:t xml:space="preserve">,</w:t>
+            </w:r>
+            <w:r>
+              <w:t xml:space="preserve"> </w:t>
+            </w:r>
+            <w:r>
+              <w:rPr>
+                <w:rStyle w:val="VerbatimChar"/>
+              </w:rPr>
+              <w:t xml:space="preserve">get_price_history</w:t>
+            </w:r>
+          </w:p>
+        </w:tc>
+      </w:tr>
+      <w:tr>
+        <w:tc>
+          <w:p>
+            <w:pPr>
+              <w:pStyle w:val="Compact"/>
+              <w:jc w:val="left"/>
+            </w:pPr>
+            <w:r>
+              <w:rPr>
+                <w:b/>
+              </w:rPr>
+              <w:t xml:space="preserve">Analyst</w:t>
+            </w:r>
+          </w:p>
+        </w:tc>
+        <w:tc>
+          <w:p>
+            <w:pPr>
+              <w:pStyle w:val="Compact"/>
+              <w:jc w:val="left"/>
+            </w:pPr>
+            <w:r>
+              <w:rPr>
+                <w:b/>
+              </w:rPr>
+              <w:t xml:space="preserve">Opus 5.5</w:t>
+            </w:r>
+            <w:r>
+              <w:t xml:space="preserve">: one-click activity summary + live chat, grounded in everything above, including peers, pitches, notes, expiring structures and today’s desk color (§10)</w:t>
             </w:r>
           </w:p>
         </w:tc>
@@ -1188,1006 +1366,19 @@
     </w:tbl>
     <w:p>
       <w:pPr>
-        <w:pStyle w:val="Heading2"/>
-      </w:pPr>
-      <w:bookmarkStart w:id="25" w:name="the-data-contract"/>
-      <w:r>
-        <w:t xml:space="preserve">5. The data contract</w:t>
-      </w:r>
-      <w:bookmarkEnd w:id="25"/>
-    </w:p>
-    <w:p>
-      <w:pPr>
-        <w:pStyle w:val="FirstParagraph"/>
-      </w:pPr>
-      <w:r>
-        <w:t xml:space="preserve">The app talks to data</w:t>
-      </w:r>
-      <w:r>
-        <w:t xml:space="preserve"> </w:t>
-      </w:r>
-      <w:r>
-        <w:rPr>
-          <w:b/>
-        </w:rPr>
-        <w:t xml:space="preserve">only</w:t>
-      </w:r>
-      <w:r>
-        <w:t xml:space="preserve"> </w:t>
-      </w:r>
-      <w:r>
-        <w:t xml:space="preserve">through the functions in</w:t>
-      </w:r>
-      <w:r>
-        <w:t xml:space="preserve"> </w:t>
-      </w:r>
-      <w:r>
-        <w:rPr>
-          <w:rStyle w:val="VerbatimChar"/>
-        </w:rPr>
-        <w:t xml:space="preserve">data.py</w:t>
-      </w:r>
-      <w:r>
-        <w:t xml:space="preserve">. Each is a seam:</w:t>
-      </w:r>
-      <w:r>
-        <w:t xml:space="preserve"> </w:t>
-      </w:r>
-      <w:r>
-        <w:t xml:space="preserve">today it returns mock data; going live means replacing the body with a Databricks</w:t>
-      </w:r>
-      <w:r>
-        <w:t xml:space="preserve"> </w:t>
-      </w:r>
-      <w:r>
-        <w:t xml:space="preserve">query that returns</w:t>
-      </w:r>
-      <w:r>
-        <w:t xml:space="preserve"> </w:t>
-      </w:r>
-      <w:r>
-        <w:rPr>
-          <w:b/>
-        </w:rPr>
-        <w:t xml:space="preserve">the documented columns and dtypes</w:t>
-      </w:r>
-      <w:r>
-        <w:t xml:space="preserve">. The UI does not change.</w:t>
-      </w:r>
-    </w:p>
-    <w:p>
-      <w:pPr>
         <w:pStyle w:val="BodyText"/>
       </w:pPr>
       <w:r>
-        <w:t xml:space="preserve">Functions marked</w:t>
-      </w:r>
-      <w:r>
-        <w:t xml:space="preserve"> </w:t>
-      </w:r>
-      <w:r>
-        <w:rPr>
-          <w:b/>
-        </w:rPr>
-        <w:t xml:space="preserve">[DERIVED]</w:t>
-      </w:r>
-      <w:r>
-        <w:t xml:space="preserve"> </w:t>
-      </w:r>
-      <w:r>
-        <w:t xml:space="preserve">are pure pandas on top of the others —</w:t>
-      </w:r>
-      <w:r>
-        <w:t xml:space="preserve"> </w:t>
-      </w:r>
-      <w:r>
-        <w:rPr>
-          <w:b/>
-        </w:rPr>
-        <w:t xml:space="preserve">no query</w:t>
-      </w:r>
-      <w:r>
-        <w:rPr>
-          <w:b/>
-        </w:rPr>
-        <w:t xml:space="preserve"> </w:t>
-      </w:r>
-      <w:r>
-        <w:rPr>
-          <w:b/>
-        </w:rPr>
-        <w:t xml:space="preserve">needed</w:t>
-      </w:r>
-      <w:r>
-        <w:t xml:space="preserve"> </w:t>
-      </w:r>
-      <w:r>
-        <w:t xml:space="preserve">(that includes options structure detection and the desk comparison).</w:t>
-      </w:r>
-      <w:r>
-        <w:t xml:space="preserve"> </w:t>
-      </w:r>
-      <w:r>
-        <w:t xml:space="preserve">Engineering implements the seven base functions below.</w:t>
-      </w:r>
-    </w:p>
-    <w:p>
-      <w:pPr>
-        <w:pStyle w:val="Heading3"/>
-      </w:pPr>
-      <w:bookmarkStart w:id="26" w:name="search_parents---liststr"/>
-      <w:r>
-        <w:t xml:space="preserve">5.1</w:t>
-      </w:r>
-      <w:r>
-        <w:t xml:space="preserve"> </w:t>
-      </w:r>
-      <w:r>
-        <w:rPr>
-          <w:rStyle w:val="VerbatimChar"/>
-        </w:rPr>
-        <w:t xml:space="preserve">search_parents() -&gt; list[str]</w:t>
-      </w:r>
-      <w:bookmarkEnd w:id="26"/>
-    </w:p>
-    <w:p>
-      <w:pPr>
-        <w:pStyle w:val="FirstParagraph"/>
-      </w:pPr>
-      <w:r>
-        <w:t xml:space="preserve">Distinct top-level client relationships for the picker.</w:t>
-      </w:r>
-    </w:p>
-    <w:p>
-      <w:pPr>
-        <w:pStyle w:val="Heading3"/>
-      </w:pPr>
-      <w:bookmarkStart w:id="27" w:name="get_entitiesparent---dataframe"/>
-      <w:r>
-        <w:t xml:space="preserve">5.2</w:t>
-      </w:r>
-      <w:r>
-        <w:t xml:space="preserve"> </w:t>
-      </w:r>
-      <w:r>
-        <w:rPr>
-          <w:rStyle w:val="VerbatimChar"/>
-        </w:rPr>
-        <w:t xml:space="preserve">get_entities(parent) -&gt; DataFrame</w:t>
-      </w:r>
-      <w:bookmarkEnd w:id="27"/>
-    </w:p>
-    <w:p>
-      <w:pPr>
-        <w:pStyle w:val="FirstParagraph"/>
-      </w:pPr>
-      <w:r>
-        <w:t xml:space="preserve">Every legal entity under a parent.</w:t>
-      </w:r>
-      <w:r>
-        <w:t xml:space="preserve"> </w:t>
-      </w:r>
-      <w:r>
-        <w:t xml:space="preserve">Columns:</w:t>
-      </w:r>
-      <w:r>
-        <w:t xml:space="preserve"> </w:t>
-      </w:r>
-      <w:r>
-        <w:rPr>
-          <w:rStyle w:val="VerbatimChar"/>
-        </w:rPr>
-        <w:t xml:space="preserve">entity_id, entity_name, parent_name, entity_type, status, onboarded</w:t>
-      </w:r>
-      <w:r>
-        <w:t xml:space="preserve">.</w:t>
-      </w:r>
-    </w:p>
-    <w:p>
-      <w:pPr>
-        <w:pStyle w:val="Heading3"/>
-      </w:pPr>
-      <w:bookmarkStart w:id="28" w:name="Xc20039a77e67acb6f09ef7461bf27e1cc8a1bc5"/>
-      <w:r>
-        <w:t xml:space="preserve">5.3</w:t>
-      </w:r>
-      <w:r>
-        <w:t xml:space="preserve"> </w:t>
-      </w:r>
-      <w:r>
-        <w:rPr>
-          <w:rStyle w:val="VerbatimChar"/>
-        </w:rPr>
-        <w:t xml:space="preserve">get_trades(parent, start, end) -&gt; DataFrame</w:t>
-      </w:r>
-      <w:r>
-        <w:t xml:space="preserve"> </w:t>
-      </w:r>
-      <w:r>
-        <w:t xml:space="preserve">← core fact table</w:t>
-      </w:r>
-      <w:bookmarkEnd w:id="28"/>
-    </w:p>
-    <w:p>
-      <w:pPr>
-        <w:pStyle w:val="FirstParagraph"/>
-      </w:pPr>
-      <w:r>
-        <w:t xml:space="preserve">One row per executed trade across</w:t>
-      </w:r>
-      <w:r>
-        <w:t xml:space="preserve"> </w:t>
-      </w:r>
-      <w:r>
-        <w:rPr>
-          <w:b/>
-        </w:rPr>
-        <w:t xml:space="preserve">all</w:t>
-      </w:r>
-      <w:r>
-        <w:t xml:space="preserve"> </w:t>
-      </w:r>
-      <w:r>
-        <w:t xml:space="preserve">products, all entities, with</w:t>
-      </w:r>
-      <w:r>
-        <w:t xml:space="preserve"> </w:t>
-      </w:r>
-      <w:r>
-        <w:rPr>
-          <w:rStyle w:val="VerbatimChar"/>
-        </w:rPr>
-        <w:t xml:space="preserve">trade_time</w:t>
-      </w:r>
-      <w:r>
-        <w:t xml:space="preserve"> </w:t>
-      </w:r>
-      <w:r>
-        <w:t xml:space="preserve">between</w:t>
-      </w:r>
-      <w:r>
-        <w:t xml:space="preserve"> </w:t>
-      </w:r>
-      <w:r>
-        <w:rPr>
-          <w:rStyle w:val="VerbatimChar"/>
-        </w:rPr>
-        <w:t xml:space="preserve">start</w:t>
-      </w:r>
-      <w:r>
-        <w:t xml:space="preserve"> </w:t>
-      </w:r>
-      <w:r>
-        <w:t xml:space="preserve">and</w:t>
-      </w:r>
-      <w:r>
-        <w:t xml:space="preserve"> </w:t>
-      </w:r>
-      <w:r>
-        <w:rPr>
-          <w:rStyle w:val="VerbatimChar"/>
-        </w:rPr>
-        <w:t xml:space="preserve">end</w:t>
-      </w:r>
-      <w:r>
-        <w:t xml:space="preserve"> </w:t>
-      </w:r>
-      <w:r>
-        <w:t xml:space="preserve">(ISO dates). Date-range args support the years lookback</w:t>
-      </w:r>
-      <w:r>
-        <w:t xml:space="preserve"> </w:t>
-      </w:r>
-      <w:r>
-        <w:t xml:space="preserve">and custom range.</w:t>
-      </w:r>
-      <w:r>
-        <w:t xml:space="preserve"> </w:t>
-      </w:r>
-      <w:r>
-        <w:t xml:space="preserve">Columns:</w:t>
-      </w:r>
-      <w:r>
-        <w:t xml:space="preserve"> </w:t>
-      </w:r>
-      <w:r>
-        <w:rPr>
-          <w:rStyle w:val="VerbatimChar"/>
-        </w:rPr>
-        <w:t xml:space="preserve">trade_time, entity_id, entity_name, product, instrument, token, side, notional_usd, price, bps, revenue_usd, venue, qty, structure_id</w:t>
-      </w:r>
-      <w:r>
-        <w:t xml:space="preserve">.</w:t>
-      </w:r>
-      <w:r>
-        <w:t xml:space="preserve"> </w:t>
-      </w:r>
-      <w:r>
-        <w:rPr>
-          <w:rStyle w:val="VerbatimChar"/>
-        </w:rPr>
-        <w:t xml:space="preserve">product ∈ {Spot, Derivatives, Options, Credit, FX}</w:t>
-      </w:r>
-      <w:r>
-        <w:t xml:space="preserve">;</w:t>
-      </w:r>
-      <w:r>
-        <w:t xml:space="preserve"> </w:t>
-      </w:r>
-      <w:r>
-        <w:rPr>
-          <w:rStyle w:val="VerbatimChar"/>
-        </w:rPr>
-        <w:t xml:space="preserve">side ∈ {Buy, Sell}</w:t>
-      </w:r>
-      <w:r>
-        <w:t xml:space="preserve">.</w:t>
-      </w:r>
-      <w:r>
-        <w:t xml:space="preserve"> </w:t>
-      </w:r>
-      <w:r>
-        <w:t xml:space="preserve">-</w:t>
-      </w:r>
-      <w:r>
-        <w:t xml:space="preserve"> </w:t>
-      </w:r>
-      <w:r>
-        <w:rPr>
-          <w:rStyle w:val="VerbatimChar"/>
-        </w:rPr>
-        <w:t xml:space="preserve">price</w:t>
-      </w:r>
-      <w:r>
-        <w:t xml:space="preserve"> </w:t>
-      </w:r>
-      <w:r>
-        <w:t xml:space="preserve">— execution price;</w:t>
-      </w:r>
-      <w:r>
-        <w:t xml:space="preserve"> </w:t>
-      </w:r>
-      <w:r>
-        <w:rPr>
-          <w:b/>
-        </w:rPr>
-        <w:t xml:space="preserve">option premium per contract</w:t>
-      </w:r>
-      <w:r>
-        <w:t xml:space="preserve"> </w:t>
-      </w:r>
-      <w:r>
-        <w:t xml:space="preserve">for option legs.</w:t>
-      </w:r>
-      <w:r>
-        <w:t xml:space="preserve"> </w:t>
-      </w:r>
-      <w:r>
-        <w:t xml:space="preserve">-</w:t>
-      </w:r>
-      <w:r>
-        <w:t xml:space="preserve"> </w:t>
-      </w:r>
-      <w:r>
-        <w:rPr>
-          <w:rStyle w:val="VerbatimChar"/>
-        </w:rPr>
-        <w:t xml:space="preserve">qty</w:t>
-      </w:r>
-      <w:r>
-        <w:t xml:space="preserve"> </w:t>
-      </w:r>
-      <w:r>
-        <w:t xml:space="preserve">— contracts / units.</w:t>
-      </w:r>
-      <w:r>
-        <w:t xml:space="preserve"> </w:t>
-      </w:r>
-      <w:r>
-        <w:t xml:space="preserve">-</w:t>
-      </w:r>
-      <w:r>
-        <w:t xml:space="preserve"> </w:t>
-      </w:r>
-      <w:r>
-        <w:rPr>
-          <w:rStyle w:val="VerbatimChar"/>
-          <w:b/>
-        </w:rPr>
-        <w:t xml:space="preserve">structure_id</w:t>
-      </w:r>
-      <w:r>
-        <w:t xml:space="preserve"> </w:t>
-      </w:r>
-      <w:r>
-        <w:t xml:space="preserve">— parent order id that links the legs of one multi-leg options</w:t>
-      </w:r>
-      <w:r>
-        <w:t xml:space="preserve"> </w:t>
-      </w:r>
-      <w:r>
-        <w:t xml:space="preserve">structure. This is what powers strategy detection (condor vs. put spread vs. …).</w:t>
-      </w:r>
-      <w:r>
-        <w:t xml:space="preserve"> </w:t>
-      </w:r>
-      <w:r>
-        <w:t xml:space="preserve">Null for single-instrument trades. If the OMS has no such id, the detector falls</w:t>
-      </w:r>
-      <w:r>
-        <w:t xml:space="preserve"> </w:t>
-      </w:r>
-      <w:r>
-        <w:t xml:space="preserve">back to clustering by entity + underlying + timestamp, but</w:t>
-      </w:r>
-      <w:r>
-        <w:t xml:space="preserve"> </w:t>
-      </w:r>
-      <w:r>
-        <w:rPr>
-          <w:b/>
-        </w:rPr>
-        <w:t xml:space="preserve">supplying it is</w:t>
-      </w:r>
-      <w:r>
-        <w:rPr>
-          <w:b/>
-        </w:rPr>
-        <w:t xml:space="preserve"> </w:t>
-      </w:r>
-      <w:r>
-        <w:rPr>
-          <w:b/>
-        </w:rPr>
-        <w:t xml:space="preserve">strongly preferred</w:t>
-      </w:r>
-      <w:r>
-        <w:t xml:space="preserve"> </w:t>
-      </w:r>
-      <w:r>
-        <w:t xml:space="preserve">for accuracy.</w:t>
-      </w:r>
-      <w:r>
-        <w:t xml:space="preserve"> </w:t>
-      </w:r>
-      <w:r>
-        <w:t xml:space="preserve">- Option</w:t>
-      </w:r>
-      <w:r>
-        <w:t xml:space="preserve"> </w:t>
-      </w:r>
-      <w:r>
-        <w:rPr>
-          <w:rStyle w:val="VerbatimChar"/>
-        </w:rPr>
-        <w:t xml:space="preserve">instrument</w:t>
-      </w:r>
-      <w:r>
-        <w:t xml:space="preserve"> </w:t>
-      </w:r>
-      <w:r>
-        <w:t xml:space="preserve">format:</w:t>
-      </w:r>
-      <w:r>
-        <w:t xml:space="preserve"> </w:t>
-      </w:r>
-      <w:r>
-        <w:rPr>
-          <w:rStyle w:val="VerbatimChar"/>
-        </w:rPr>
-        <w:t xml:space="preserve">TOKEN-DDMMMYY-STRIKE-{C|P}</w:t>
-      </w:r>
-      <w:r>
-        <w:t xml:space="preserve"> </w:t>
-      </w:r>
-      <w:r>
-        <w:t xml:space="preserve">(e.g. </w:t>
-      </w:r>
-      <w:r>
-        <w:rPr>
-          <w:rStyle w:val="VerbatimChar"/>
-        </w:rPr>
-        <w:t xml:space="preserve">BTC-29AUG26-95000-C</w:t>
-      </w:r>
-      <w:r>
-        <w:t xml:space="preserve">).</w:t>
-      </w:r>
-    </w:p>
-    <w:p>
-      <w:pPr>
-        <w:pStyle w:val="Heading3"/>
-      </w:pPr>
-      <w:bookmarkStart w:id="29" w:name="get_positionsparent---dataframe"/>
-      <w:r>
-        <w:t xml:space="preserve">5.4</w:t>
-      </w:r>
-      <w:r>
-        <w:t xml:space="preserve"> </w:t>
-      </w:r>
-      <w:r>
-        <w:rPr>
-          <w:rStyle w:val="VerbatimChar"/>
-        </w:rPr>
-        <w:t xml:space="preserve">get_positions(parent) -&gt; DataFrame</w:t>
-      </w:r>
-      <w:bookmarkEnd w:id="29"/>
-    </w:p>
-    <w:p>
-      <w:pPr>
-        <w:pStyle w:val="FirstParagraph"/>
-      </w:pPr>
-      <w:r>
-        <w:t xml:space="preserve">Current open positions across spot / derivatives / options.</w:t>
-      </w:r>
-      <w:r>
-        <w:t xml:space="preserve"> </w:t>
-      </w:r>
-      <w:r>
-        <w:t xml:space="preserve">Columns:</w:t>
-      </w:r>
-      <w:r>
-        <w:t xml:space="preserve"> </w:t>
-      </w:r>
-      <w:r>
-        <w:rPr>
-          <w:rStyle w:val="VerbatimChar"/>
-        </w:rPr>
-        <w:t xml:space="preserve">product, instrument, token, direction, qty, avg_price, mark_price, notional_usd, unrealized_pnl, funding_8h_bps, delta, vega_usd</w:t>
-      </w:r>
-      <w:r>
-        <w:t xml:space="preserve"> </w:t>
-      </w:r>
-      <w:r>
-        <w:t xml:space="preserve">(last three null except where the product supplies them).</w:t>
-      </w:r>
-    </w:p>
-    <w:p>
-      <w:pPr>
-        <w:pStyle w:val="Heading3"/>
-      </w:pPr>
-      <w:bookmarkStart w:id="30" w:name="get_creditparent---dataframe"/>
-      <w:r>
-        <w:t xml:space="preserve">5.5</w:t>
-      </w:r>
-      <w:r>
-        <w:t xml:space="preserve"> </w:t>
-      </w:r>
-      <w:r>
-        <w:rPr>
-          <w:rStyle w:val="VerbatimChar"/>
-        </w:rPr>
-        <w:t xml:space="preserve">get_credit(parent) -&gt; DataFrame</w:t>
-      </w:r>
-      <w:bookmarkEnd w:id="30"/>
-    </w:p>
-    <w:p>
-      <w:pPr>
-        <w:pStyle w:val="FirstParagraph"/>
-      </w:pPr>
-      <w:r>
-        <w:t xml:space="preserve">Open credit facilities.</w:t>
-      </w:r>
-      <w:r>
-        <w:t xml:space="preserve"> </w:t>
-      </w:r>
-      <w:r>
-        <w:t xml:space="preserve">Columns:</w:t>
-      </w:r>
-      <w:r>
-        <w:t xml:space="preserve"> </w:t>
-      </w:r>
-      <w:r>
-        <w:rPr>
-          <w:rStyle w:val="VerbatimChar"/>
-        </w:rPr>
-        <w:t xml:space="preserve">deal_id, entity_name, facility_type, collateral_token, principal_usd, drawn_usd, collateral_usd, ltv_pct, rate_bps, start, maturity, days_to_maturity, status</w:t>
-      </w:r>
-      <w:r>
-        <w:t xml:space="preserve">.</w:t>
-      </w:r>
-      <w:r>
-        <w:t xml:space="preserve"> </w:t>
-      </w:r>
-      <w:r>
-        <w:rPr>
-          <w:rStyle w:val="VerbatimChar"/>
-        </w:rPr>
-        <w:t xml:space="preserve">status ∈ {good, warning, serious, critical}</w:t>
-      </w:r>
-      <w:r>
-        <w:t xml:space="preserve"> </w:t>
-      </w:r>
-      <w:r>
-        <w:t xml:space="preserve">(can be computed from LTV +</w:t>
-      </w:r>
-      <w:r>
-        <w:t xml:space="preserve"> </w:t>
-      </w:r>
-      <w:r>
-        <w:t xml:space="preserve">days-to-maturity, or supplied by the credit desk table).</w:t>
-      </w:r>
-    </w:p>
-    <w:p>
-      <w:pPr>
-        <w:pStyle w:val="Heading3"/>
-      </w:pPr>
-      <w:bookmarkStart w:id="31" w:name="get_gongparent-start-end---dataframe"/>
-      <w:r>
-        <w:t xml:space="preserve">5.6</w:t>
-      </w:r>
-      <w:r>
-        <w:t xml:space="preserve"> </w:t>
-      </w:r>
-      <w:r>
-        <w:rPr>
-          <w:rStyle w:val="VerbatimChar"/>
-        </w:rPr>
-        <w:t xml:space="preserve">get_gong(parent, start, end) -&gt; DataFrame</w:t>
-      </w:r>
-      <w:bookmarkEnd w:id="31"/>
-    </w:p>
-    <w:p>
-      <w:pPr>
-        <w:pStyle w:val="FirstParagraph"/>
-      </w:pPr>
-      <w:r>
-        <w:t xml:space="preserve">Reuses the existing, working query in</w:t>
-      </w:r>
-      <w:r>
-        <w:t xml:space="preserve"> </w:t>
-      </w:r>
-      <w:r>
-        <w:rPr>
-          <w:rStyle w:val="VerbatimChar"/>
-        </w:rPr>
-        <w:t xml:space="preserve">client-brief/app.py</w:t>
-      </w:r>
-      <w:r>
-        <w:t xml:space="preserve"> </w:t>
-      </w:r>
-      <w:r>
-        <w:t xml:space="preserve">against</w:t>
-      </w:r>
-      <w:r>
-        <w:t xml:space="preserve"> </w:t>
-      </w:r>
-      <w:r>
-        <w:rPr>
-          <w:rStyle w:val="VerbatimChar"/>
-        </w:rPr>
-        <w:t xml:space="preserve">main.salesforce.gong_gong_call_c</w:t>
-      </w:r>
-      <w:r>
-        <w:t xml:space="preserve">.</w:t>
-      </w:r>
-    </w:p>
-    <w:p>
-      <w:pPr>
-        <w:pStyle w:val="Heading3"/>
-      </w:pPr>
-      <w:bookmarkStart w:id="32" w:name="Xb8128fb6f473580498c85729b30896638d5b175"/>
-      <w:r>
-        <w:t xml:space="preserve">5.7</w:t>
-      </w:r>
-      <w:r>
-        <w:t xml:space="preserve"> </w:t>
-      </w:r>
-      <w:r>
-        <w:rPr>
-          <w:rStyle w:val="VerbatimChar"/>
-        </w:rPr>
-        <w:t xml:space="preserve">get_desk_benchmark(tokens, start, end) -&gt; DataFrame</w:t>
-      </w:r>
-      <w:bookmarkEnd w:id="32"/>
-    </w:p>
-    <w:p>
-      <w:pPr>
-        <w:pStyle w:val="FirstParagraph"/>
-      </w:pPr>
-      <w:r>
-        <w:t xml:space="preserve">Desk-wide net flow per token across</w:t>
-      </w:r>
-      <w:r>
-        <w:t xml:space="preserve"> </w:t>
-      </w:r>
-      <w:r>
-        <w:rPr>
-          <w:b/>
-        </w:rPr>
-        <w:t xml:space="preserve">all</w:t>
-      </w:r>
-      <w:r>
-        <w:t xml:space="preserve"> </w:t>
-      </w:r>
-      <w:r>
-        <w:t xml:space="preserve">clients in the window — the baseline</w:t>
-      </w:r>
-      <w:r>
-        <w:t xml:space="preserve"> </w:t>
-      </w:r>
-      <w:r>
-        <w:t xml:space="preserve">the Overview tab compares one client against. Aggregate over all counterparties;</w:t>
-      </w:r>
-      <w:r>
-        <w:t xml:space="preserve"> </w:t>
-      </w:r>
-      <w:r>
-        <w:rPr>
-          <w:b/>
-        </w:rPr>
-        <w:t xml:space="preserve">return only aggregates, never client names</w:t>
-      </w:r>
-      <w:r>
-        <w:t xml:space="preserve"> </w:t>
-      </w:r>
-      <w:r>
-        <w:t xml:space="preserve">(privacy-safe by construction).</w:t>
-      </w:r>
-      <w:r>
-        <w:t xml:space="preserve"> </w:t>
-      </w:r>
-      <w:r>
-        <w:t xml:space="preserve">Columns:</w:t>
-      </w:r>
-      <w:r>
-        <w:t xml:space="preserve"> </w:t>
-      </w:r>
-      <w:r>
-        <w:rPr>
-          <w:rStyle w:val="VerbatimChar"/>
-        </w:rPr>
-        <w:t xml:space="preserve">token, desk_buy_usd, desk_sell_usd, desk_net_usd, num_clients</w:t>
-      </w:r>
-      <w:r>
-        <w:t xml:space="preserve">.</w:t>
-      </w:r>
-    </w:p>
-    <w:p>
-      <w:pPr>
-        <w:pStyle w:val="Heading3"/>
-      </w:pPr>
-      <w:bookmarkStart w:id="33" w:name="get_newstokens---listdict"/>
-      <w:r>
-        <w:t xml:space="preserve">5.8</w:t>
-      </w:r>
-      <w:r>
-        <w:t xml:space="preserve"> </w:t>
-      </w:r>
-      <w:r>
-        <w:rPr>
-          <w:rStyle w:val="VerbatimChar"/>
-        </w:rPr>
-        <w:t xml:space="preserve">get_news(tokens) -&gt; list[dict]</w:t>
-      </w:r>
-      <w:bookmarkEnd w:id="33"/>
-    </w:p>
-    <w:p>
-      <w:pPr>
-        <w:pStyle w:val="FirstParagraph"/>
-      </w:pPr>
-      <w:r>
-        <w:t xml:space="preserve">Public crypto RSS, filtered to the client’s tokens (with ticker→name synonyms),</w:t>
-      </w:r>
-      <w:r>
-        <w:t xml:space="preserve"> </w:t>
-      </w:r>
-      <w:r>
-        <w:t xml:space="preserve">deduped, newest-first, cached 15 min. Only call permitted to reach outside</w:t>
-      </w:r>
-      <w:r>
-        <w:t xml:space="preserve"> </w:t>
-      </w:r>
-      <w:r>
-        <w:t xml:space="preserve">Databricks — contains</w:t>
-      </w:r>
-      <w:r>
-        <w:t xml:space="preserve"> </w:t>
-      </w:r>
-      <w:r>
-        <w:rPr>
-          <w:b/>
-        </w:rPr>
-        <w:t xml:space="preserve">no client data</w:t>
-      </w:r>
-      <w:r>
-        <w:t xml:space="preserve">.</w:t>
-      </w:r>
-    </w:p>
-    <w:p>
-      <w:pPr>
-        <w:pStyle w:val="Heading2"/>
-      </w:pPr>
-      <w:bookmarkStart w:id="34" w:name="critical-dependency-entity-resolution"/>
-      <w:r>
-        <w:t xml:space="preserve">6. Critical dependency — entity resolution</w:t>
-      </w:r>
-      <w:bookmarkEnd w:id="34"/>
-    </w:p>
-    <w:p>
-      <w:pPr>
-        <w:pStyle w:val="FirstParagraph"/>
-      </w:pPr>
-      <w:r>
-        <w:rPr>
-          <w:b/>
-        </w:rPr>
-        <w:t xml:space="preserve">This is the single biggest ask and the main thing that does not exist today.</w:t>
-      </w:r>
-    </w:p>
-    <w:p>
-      <w:pPr>
-        <w:pStyle w:val="BodyText"/>
-      </w:pPr>
-      <w:r>
-        <w:t xml:space="preserve">The spot table (</w:t>
-      </w:r>
-      <w:r>
-        <w:rPr>
-          <w:rStyle w:val="VerbatimChar"/>
-        </w:rPr>
-        <w:t xml:space="preserve">main.otc_analytics.trade_log</w:t>
-      </w:r>
-      <w:r>
-        <w:t xml:space="preserve">) keys on</w:t>
-      </w:r>
-      <w:r>
-        <w:t xml:space="preserve"> </w:t>
-      </w:r>
-      <w:r>
-        <w:rPr>
-          <w:rStyle w:val="VerbatimChar"/>
-        </w:rPr>
-        <w:t xml:space="preserve">counterparty</w:t>
-      </w:r>
-      <w:r>
-        <w:t xml:space="preserve">, a free-text</w:t>
-      </w:r>
-      <w:r>
-        <w:t xml:space="preserve"> </w:t>
-      </w:r>
-      <w:r>
-        <w:t xml:space="preserve">name with many spellings and no notion of a parent client or its sub-entities. The</w:t>
-      </w:r>
-      <w:r>
-        <w:t xml:space="preserve"> </w:t>
-      </w:r>
-      <w:r>
-        <w:t xml:space="preserve">whole value of Client 360 is rolling</w:t>
-      </w:r>
-      <w:r>
-        <w:t xml:space="preserve"> </w:t>
-      </w:r>
-      <w:r>
-        <w:rPr>
-          <w:b/>
-        </w:rPr>
-        <w:t xml:space="preserve">BH Digital LP</w:t>
-      </w:r>
-      <w:r>
-        <w:t xml:space="preserve">,</w:t>
-      </w:r>
-      <w:r>
-        <w:t xml:space="preserve"> </w:t>
-      </w:r>
-      <w:r>
-        <w:rPr>
-          <w:b/>
-        </w:rPr>
-        <w:t xml:space="preserve">Brevan Howard Master Fund</w:t>
-      </w:r>
-      <w:r>
-        <w:rPr>
-          <w:b/>
-        </w:rPr>
-        <w:t xml:space="preserve"> </w:t>
-      </w:r>
-      <w:r>
-        <w:rPr>
-          <w:b/>
-        </w:rPr>
-        <w:t xml:space="preserve">Ltd</w:t>
-      </w:r>
-      <w:r>
-        <w:t xml:space="preserve">, etc. up to one</w:t>
-      </w:r>
-      <w:r>
-        <w:t xml:space="preserve"> </w:t>
-      </w:r>
-      <w:r>
-        <w:rPr>
-          <w:b/>
-        </w:rPr>
-        <w:t xml:space="preserve">Brevan Howard</w:t>
-      </w:r>
-      <w:r>
-        <w:t xml:space="preserve"> </w:t>
-      </w:r>
-      <w:r>
-        <w:t xml:space="preserve">relationship.</w:t>
-      </w:r>
-    </w:p>
-    <w:p>
-      <w:pPr>
-        <w:pStyle w:val="BodyText"/>
-      </w:pPr>
-      <w:r>
-        <w:t xml:space="preserve">We need a maintained mapping table, ideally sourced from onboarding/KYC:</w:t>
-      </w:r>
-    </w:p>
-    <w:p>
-      <w:pPr>
-        <w:pStyle w:val="SourceCode"/>
-      </w:pPr>
-      <w:r>
-        <w:rPr>
-          <w:rStyle w:val="VerbatimChar"/>
-        </w:rPr>
-        <w:t xml:space="preserve">parent_name  →  entity_id  →  { entity_name, entity_type, onboarded, status }</w:t>
-      </w:r>
-    </w:p>
-    <w:p>
-      <w:pPr>
-        <w:pStyle w:val="FirstParagraph"/>
-      </w:pPr>
-      <w:r>
-        <w:t xml:space="preserve">plus a reconciliation from each product table’s counterparty identifier to</w:t>
-      </w:r>
-      <w:r>
-        <w:t xml:space="preserve"> </w:t>
-      </w:r>
-      <w:r>
-        <w:rPr>
-          <w:rStyle w:val="VerbatimChar"/>
-        </w:rPr>
-        <w:t xml:space="preserve">entity_id</w:t>
-      </w:r>
-      <w:r>
-        <w:t xml:space="preserve">. Everything else composes cleanly once this exists.</w:t>
-      </w:r>
-    </w:p>
-    <w:p>
-      <w:pPr>
-        <w:pStyle w:val="Heading2"/>
-      </w:pPr>
-      <w:bookmarkStart w:id="35" w:name="source-tables-to-normalize"/>
-      <w:r>
-        <w:t xml:space="preserve">7. Source tables to normalize</w:t>
-      </w:r>
-      <w:bookmarkEnd w:id="35"/>
-    </w:p>
-    <w:p>
-      <w:pPr>
-        <w:pStyle w:val="FirstParagraph"/>
-      </w:pPr>
-      <w:r>
-        <w:t xml:space="preserve">The app expects one</w:t>
-      </w:r>
-      <w:r>
-        <w:t xml:space="preserve"> </w:t>
-      </w:r>
-      <w:r>
-        <w:rPr>
-          <w:b/>
-        </w:rPr>
-        <w:t xml:space="preserve">unified, cleaned</w:t>
-      </w:r>
-      <w:r>
-        <w:t xml:space="preserve"> </w:t>
-      </w:r>
-      <w:r>
-        <w:t xml:space="preserve">trade shape and one position shape. From the</w:t>
-      </w:r>
-      <w:r>
-        <w:t xml:space="preserve"> </w:t>
-      </w:r>
-      <w:r>
-        <w:t xml:space="preserve">review, the cleaned product data lives in the Genie spaces. Engineering maps each</w:t>
-      </w:r>
-      <w:r>
-        <w:t xml:space="preserve"> </w:t>
-      </w:r>
-      <w:r>
-        <w:t xml:space="preserve">source into the common schema (§5.3 / §5.4):</w:t>
+        <w:rPr>
+          <w:b/>
+        </w:rPr>
+        <w:t xml:space="preserve">Desk pages</w:t>
+      </w:r>
+      <w:r>
+        <w:t xml:space="preserve"> </w:t>
+      </w:r>
+      <w:r>
+        <w:t xml:space="preserve">run across the whole book and ignore the sidebar dates:</w:t>
       </w:r>
     </w:p>
     <w:tbl>
@@ -2218,7 +1409,7 @@
               <w:jc w:val="left"/>
             </w:pPr>
             <w:r>
-              <w:t xml:space="preserve">Product</w:t>
+              <w:t xml:space="preserve">Page</w:t>
             </w:r>
           </w:p>
         </w:tc>
@@ -2235,7 +1426,7 @@
               <w:jc w:val="left"/>
             </w:pPr>
             <w:r>
-              <w:t xml:space="preserve">Source (confirm exact names)</w:t>
+              <w:t xml:space="preserve">Content</w:t>
             </w:r>
           </w:p>
         </w:tc>
@@ -2252,6 +1443,1918 @@
               <w:jc w:val="left"/>
             </w:pPr>
             <w:r>
+              <w:t xml:space="preserve">Backing data</w:t>
+            </w:r>
+          </w:p>
+        </w:tc>
+      </w:tr>
+      <w:tr>
+        <w:tc>
+          <w:p>
+            <w:pPr>
+              <w:pStyle w:val="Compact"/>
+              <w:jc w:val="left"/>
+            </w:pPr>
+            <w:r>
+              <w:rPr>
+                <w:b/>
+              </w:rPr>
+              <w:t xml:space="preserve">Expiries</w:t>
+            </w:r>
+          </w:p>
+        </w:tc>
+        <w:tc>
+          <w:p>
+            <w:pPr>
+              <w:pStyle w:val="Compact"/>
+              <w:jc w:val="left"/>
+            </w:pPr>
+            <w:r>
+              <w:t xml:space="preserve">Every live option structure on the book: scope (client / rep’s book / whole book), filters (expiry, trade date, size, structure), mark-to-spot P&amp;L,</w:t>
+            </w:r>
+            <w:r>
+              <w:t xml:space="preserve"> </w:t>
+            </w:r>
+            <w:r>
+              <w:rPr>
+                <w:b/>
+              </w:rPr>
+              <w:t xml:space="preserve">pin risk</w:t>
+            </w:r>
+            <w:r>
+              <w:t xml:space="preserve"> </w:t>
+            </w:r>
+            <w:r>
+              <w:t xml:space="preserve">(≤14d and ≤3% from strike), expiry ladder, Monday digest per salesperson</w:t>
+            </w:r>
+          </w:p>
+        </w:tc>
+        <w:tc>
+          <w:p>
+            <w:pPr>
+              <w:pStyle w:val="Compact"/>
+              <w:jc w:val="left"/>
+            </w:pPr>
+            <w:r>
+              <w:rPr>
+                <w:rStyle w:val="VerbatimChar"/>
+              </w:rPr>
+              <w:t xml:space="preserve">get_book_trades</w:t>
+            </w:r>
+            <w:r>
+              <w:t xml:space="preserve">,</w:t>
+            </w:r>
+            <w:r>
+              <w:t xml:space="preserve"> </w:t>
+            </w:r>
+            <w:r>
+              <w:rPr>
+                <w:rStyle w:val="VerbatimChar"/>
+              </w:rPr>
+              <w:t xml:space="preserve">get_price_history</w:t>
+            </w:r>
+          </w:p>
+        </w:tc>
+      </w:tr>
+      <w:tr>
+        <w:tc>
+          <w:p>
+            <w:pPr>
+              <w:pStyle w:val="Compact"/>
+              <w:jc w:val="left"/>
+            </w:pPr>
+            <w:r>
+              <w:rPr>
+                <w:b/>
+              </w:rPr>
+              <w:t xml:space="preserve">Idea targeting</w:t>
+            </w:r>
+          </w:p>
+        </w:tc>
+        <w:tc>
+          <w:p>
+            <w:pPr>
+              <w:pStyle w:val="Compact"/>
+              <w:jc w:val="left"/>
+            </w:pPr>
+            <w:r>
+              <w:t xml:space="preserve">Type a trade idea (</w:t>
+            </w:r>
+            <w:r>
+              <w:t xml:space="preserve">“</w:t>
+            </w:r>
+            <w:r>
+              <w:t xml:space="preserve">ETH vol into Dec</w:t>
+            </w:r>
+            <w:r>
+              <w:t xml:space="preserve">”</w:t>
+            </w:r>
+            <w:r>
+              <w:t xml:space="preserve">). Clients are ranked by</w:t>
+            </w:r>
+            <w:r>
+              <w:t xml:space="preserve"> </w:t>
+            </w:r>
+            <w:r>
+              <w:t xml:space="preserve">“</w:t>
+            </w:r>
+            <w:r>
+              <w:t xml:space="preserve">who will bite</w:t>
+            </w:r>
+            <w:r>
+              <w:t xml:space="preserve">”</w:t>
+            </w:r>
+            <w:r>
+              <w:t xml:space="preserve">, each with a reason and warnings, and an Opus draft of the pitch. A post-mortem on past ideas feeds the outcomes back into the ranking (§15)</w:t>
+            </w:r>
+          </w:p>
+        </w:tc>
+        <w:tc>
+          <w:p>
+            <w:pPr>
+              <w:pStyle w:val="Compact"/>
+              <w:jc w:val="left"/>
+            </w:pPr>
+            <w:r>
+              <w:rPr>
+                <w:rStyle w:val="VerbatimChar"/>
+              </w:rPr>
+              <w:t xml:space="preserve">get_book_trades</w:t>
+            </w:r>
+            <w:r>
+              <w:t xml:space="preserve">,</w:t>
+            </w:r>
+            <w:r>
+              <w:t xml:space="preserve"> </w:t>
+            </w:r>
+            <w:r>
+              <w:rPr>
+                <w:rStyle w:val="VerbatimChar"/>
+              </w:rPr>
+              <w:t xml:space="preserve">get_notes</w:t>
+            </w:r>
+            <w:r>
+              <w:t xml:space="preserve">,</w:t>
+            </w:r>
+            <w:r>
+              <w:t xml:space="preserve"> </w:t>
+            </w:r>
+            <w:r>
+              <w:rPr>
+                <w:rStyle w:val="VerbatimChar"/>
+              </w:rPr>
+              <w:t xml:space="preserve">get_trade_ideas</w:t>
+            </w:r>
+            <w:r>
+              <w:t xml:space="preserve">,</w:t>
+            </w:r>
+            <w:r>
+              <w:t xml:space="preserve"> </w:t>
+            </w:r>
+            <w:r>
+              <w:rPr>
+                <w:rStyle w:val="VerbatimChar"/>
+              </w:rPr>
+              <w:t xml:space="preserve">get_profile</w:t>
+            </w:r>
+          </w:p>
+        </w:tc>
+      </w:tr>
+      <w:tr>
+        <w:tc>
+          <w:p>
+            <w:pPr>
+              <w:pStyle w:val="Compact"/>
+              <w:jc w:val="left"/>
+            </w:pPr>
+            <w:r>
+              <w:rPr>
+                <w:b/>
+              </w:rPr>
+              <w:t xml:space="preserve">Daily color</w:t>
+            </w:r>
+          </w:p>
+        </w:tc>
+        <w:tc>
+          <w:p>
+            <w:pPr>
+              <w:pStyle w:val="Compact"/>
+              <w:jc w:val="left"/>
+            </w:pPr>
+            <w:r>
+              <w:t xml:space="preserve">The 4:30pm ET note: σ-sized moves, flow vs. the 20-day average, segment skew, options mix,</w:t>
+            </w:r>
+            <w:r>
+              <w:t xml:space="preserve"> </w:t>
+            </w:r>
+            <w:r>
+              <w:t xml:space="preserve">“</w:t>
+            </w:r>
+            <w:r>
+              <w:t xml:space="preserve">split views</w:t>
+            </w:r>
+            <w:r>
+              <w:t xml:space="preserve">”</w:t>
+            </w:r>
+            <w:r>
+              <w:t xml:space="preserve">. Comes in a desk version, a per-client version (that client’s own flow excluded) and an internal rep sheet (§16)</w:t>
+            </w:r>
+          </w:p>
+        </w:tc>
+        <w:tc>
+          <w:p>
+            <w:pPr>
+              <w:pStyle w:val="Compact"/>
+              <w:jc w:val="left"/>
+            </w:pPr>
+            <w:r>
+              <w:rPr>
+                <w:rStyle w:val="VerbatimChar"/>
+              </w:rPr>
+              <w:t xml:space="preserve">get_desk_flow</w:t>
+            </w:r>
+            <w:r>
+              <w:t xml:space="preserve">,</w:t>
+            </w:r>
+            <w:r>
+              <w:t xml:space="preserve"> </w:t>
+            </w:r>
+            <w:r>
+              <w:rPr>
+                <w:rStyle w:val="VerbatimChar"/>
+              </w:rPr>
+              <w:t xml:space="preserve">get_price_history</w:t>
+            </w:r>
+            <w:r>
+              <w:t xml:space="preserve">,</w:t>
+            </w:r>
+            <w:r>
+              <w:t xml:space="preserve"> </w:t>
+            </w:r>
+            <w:r>
+              <w:rPr>
+                <w:rStyle w:val="VerbatimChar"/>
+              </w:rPr>
+              <w:t xml:space="preserve">get_news</w:t>
+            </w:r>
+          </w:p>
+        </w:tc>
+      </w:tr>
+    </w:tbl>
+    <w:p>
+      <w:pPr>
+        <w:pStyle w:val="Heading2"/>
+      </w:pPr>
+      <w:bookmarkStart w:id="25" w:name="the-data-contract"/>
+      <w:r>
+        <w:t xml:space="preserve">5. The data contract</w:t>
+      </w:r>
+      <w:bookmarkEnd w:id="25"/>
+    </w:p>
+    <w:p>
+      <w:pPr>
+        <w:pStyle w:val="FirstParagraph"/>
+      </w:pPr>
+      <w:r>
+        <w:t xml:space="preserve">The app talks to data</w:t>
+      </w:r>
+      <w:r>
+        <w:t xml:space="preserve"> </w:t>
+      </w:r>
+      <w:r>
+        <w:rPr>
+          <w:b/>
+        </w:rPr>
+        <w:t xml:space="preserve">only</w:t>
+      </w:r>
+      <w:r>
+        <w:t xml:space="preserve"> </w:t>
+      </w:r>
+      <w:r>
+        <w:t xml:space="preserve">through the functions in</w:t>
+      </w:r>
+      <w:r>
+        <w:t xml:space="preserve"> </w:t>
+      </w:r>
+      <w:r>
+        <w:rPr>
+          <w:rStyle w:val="VerbatimChar"/>
+        </w:rPr>
+        <w:t xml:space="preserve">data.py</w:t>
+      </w:r>
+      <w:r>
+        <w:t xml:space="preserve">. Each is a seam:</w:t>
+      </w:r>
+      <w:r>
+        <w:t xml:space="preserve"> </w:t>
+      </w:r>
+      <w:r>
+        <w:t xml:space="preserve">today it returns mock data; going live means replacing the body with a Databricks</w:t>
+      </w:r>
+      <w:r>
+        <w:t xml:space="preserve"> </w:t>
+      </w:r>
+      <w:r>
+        <w:t xml:space="preserve">query that returns</w:t>
+      </w:r>
+      <w:r>
+        <w:t xml:space="preserve"> </w:t>
+      </w:r>
+      <w:r>
+        <w:rPr>
+          <w:b/>
+        </w:rPr>
+        <w:t xml:space="preserve">the documented columns and dtypes</w:t>
+      </w:r>
+      <w:r>
+        <w:t xml:space="preserve">. The UI does not change.</w:t>
+      </w:r>
+    </w:p>
+    <w:p>
+      <w:pPr>
+        <w:pStyle w:val="BodyText"/>
+      </w:pPr>
+      <w:r>
+        <w:t xml:space="preserve">Functions marked</w:t>
+      </w:r>
+      <w:r>
+        <w:t xml:space="preserve"> </w:t>
+      </w:r>
+      <w:r>
+        <w:rPr>
+          <w:b/>
+        </w:rPr>
+        <w:t xml:space="preserve">[DERIVED]</w:t>
+      </w:r>
+      <w:r>
+        <w:t xml:space="preserve"> </w:t>
+      </w:r>
+      <w:r>
+        <w:t xml:space="preserve">are pure pandas on top of the others —</w:t>
+      </w:r>
+      <w:r>
+        <w:t xml:space="preserve"> </w:t>
+      </w:r>
+      <w:r>
+        <w:rPr>
+          <w:b/>
+        </w:rPr>
+        <w:t xml:space="preserve">no query</w:t>
+      </w:r>
+      <w:r>
+        <w:rPr>
+          <w:b/>
+        </w:rPr>
+        <w:t xml:space="preserve"> </w:t>
+      </w:r>
+      <w:r>
+        <w:rPr>
+          <w:b/>
+        </w:rPr>
+        <w:t xml:space="preserve">needed</w:t>
+      </w:r>
+      <w:r>
+        <w:t xml:space="preserve"> </w:t>
+      </w:r>
+      <w:r>
+        <w:t xml:space="preserve">(that includes options structure detection and the desk comparison).</w:t>
+      </w:r>
+      <w:r>
+        <w:t xml:space="preserve"> </w:t>
+      </w:r>
+      <w:r>
+        <w:t xml:space="preserve">Engineering implements the base functions below: §5.1–5.8 for the client view and</w:t>
+      </w:r>
+      <w:r>
+        <w:t xml:space="preserve"> </w:t>
+      </w:r>
+      <w:r>
+        <w:t xml:space="preserve">§5.9–5.13 for the CRM layer. The full output schema for each one is in its</w:t>
+      </w:r>
+      <w:r>
+        <w:t xml:space="preserve"> </w:t>
+      </w:r>
+      <w:r>
+        <w:rPr>
+          <w:rStyle w:val="VerbatimChar"/>
+        </w:rPr>
+        <w:t xml:space="preserve">data.py</w:t>
+      </w:r>
+      <w:r>
+        <w:t xml:space="preserve"> </w:t>
+      </w:r>
+      <w:r>
+        <w:t xml:space="preserve">docstring, which is the source of truth.</w:t>
+      </w:r>
+    </w:p>
+    <w:p>
+      <w:pPr>
+        <w:pStyle w:val="Heading3"/>
+      </w:pPr>
+      <w:bookmarkStart w:id="26" w:name="search_parents---liststr"/>
+      <w:r>
+        <w:t xml:space="preserve">5.1</w:t>
+      </w:r>
+      <w:r>
+        <w:t xml:space="preserve"> </w:t>
+      </w:r>
+      <w:r>
+        <w:rPr>
+          <w:rStyle w:val="VerbatimChar"/>
+        </w:rPr>
+        <w:t xml:space="preserve">search_parents() -&gt; list[str]</w:t>
+      </w:r>
+      <w:bookmarkEnd w:id="26"/>
+    </w:p>
+    <w:p>
+      <w:pPr>
+        <w:pStyle w:val="FirstParagraph"/>
+      </w:pPr>
+      <w:r>
+        <w:t xml:space="preserve">Distinct top-level client relationships for the picker.</w:t>
+      </w:r>
+    </w:p>
+    <w:p>
+      <w:pPr>
+        <w:pStyle w:val="Heading3"/>
+      </w:pPr>
+      <w:bookmarkStart w:id="27" w:name="get_entitiesparent---dataframe"/>
+      <w:r>
+        <w:t xml:space="preserve">5.2</w:t>
+      </w:r>
+      <w:r>
+        <w:t xml:space="preserve"> </w:t>
+      </w:r>
+      <w:r>
+        <w:rPr>
+          <w:rStyle w:val="VerbatimChar"/>
+        </w:rPr>
+        <w:t xml:space="preserve">get_entities(parent) -&gt; DataFrame</w:t>
+      </w:r>
+      <w:bookmarkEnd w:id="27"/>
+    </w:p>
+    <w:p>
+      <w:pPr>
+        <w:pStyle w:val="FirstParagraph"/>
+      </w:pPr>
+      <w:r>
+        <w:t xml:space="preserve">Every legal entity under a parent.</w:t>
+      </w:r>
+      <w:r>
+        <w:t xml:space="preserve"> </w:t>
+      </w:r>
+      <w:r>
+        <w:t xml:space="preserve">Columns:</w:t>
+      </w:r>
+      <w:r>
+        <w:t xml:space="preserve"> </w:t>
+      </w:r>
+      <w:r>
+        <w:rPr>
+          <w:rStyle w:val="VerbatimChar"/>
+        </w:rPr>
+        <w:t xml:space="preserve">entity_id, entity_name, parent_name, entity_type, status, onboarded</w:t>
+      </w:r>
+      <w:r>
+        <w:t xml:space="preserve">.</w:t>
+      </w:r>
+    </w:p>
+    <w:p>
+      <w:pPr>
+        <w:pStyle w:val="Heading3"/>
+      </w:pPr>
+      <w:bookmarkStart w:id="28" w:name="Xc20039a77e67acb6f09ef7461bf27e1cc8a1bc5"/>
+      <w:r>
+        <w:t xml:space="preserve">5.3</w:t>
+      </w:r>
+      <w:r>
+        <w:t xml:space="preserve"> </w:t>
+      </w:r>
+      <w:r>
+        <w:rPr>
+          <w:rStyle w:val="VerbatimChar"/>
+        </w:rPr>
+        <w:t xml:space="preserve">get_trades(parent, start, end) -&gt; DataFrame</w:t>
+      </w:r>
+      <w:r>
+        <w:t xml:space="preserve"> </w:t>
+      </w:r>
+      <w:r>
+        <w:t xml:space="preserve">← core fact table</w:t>
+      </w:r>
+      <w:bookmarkEnd w:id="28"/>
+    </w:p>
+    <w:p>
+      <w:pPr>
+        <w:pStyle w:val="FirstParagraph"/>
+      </w:pPr>
+      <w:r>
+        <w:t xml:space="preserve">One row per executed trade across</w:t>
+      </w:r>
+      <w:r>
+        <w:t xml:space="preserve"> </w:t>
+      </w:r>
+      <w:r>
+        <w:rPr>
+          <w:b/>
+        </w:rPr>
+        <w:t xml:space="preserve">all</w:t>
+      </w:r>
+      <w:r>
+        <w:t xml:space="preserve"> </w:t>
+      </w:r>
+      <w:r>
+        <w:t xml:space="preserve">products, all entities, with</w:t>
+      </w:r>
+      <w:r>
+        <w:t xml:space="preserve"> </w:t>
+      </w:r>
+      <w:r>
+        <w:rPr>
+          <w:rStyle w:val="VerbatimChar"/>
+        </w:rPr>
+        <w:t xml:space="preserve">trade_time</w:t>
+      </w:r>
+      <w:r>
+        <w:t xml:space="preserve"> </w:t>
+      </w:r>
+      <w:r>
+        <w:t xml:space="preserve">between</w:t>
+      </w:r>
+      <w:r>
+        <w:t xml:space="preserve"> </w:t>
+      </w:r>
+      <w:r>
+        <w:rPr>
+          <w:rStyle w:val="VerbatimChar"/>
+        </w:rPr>
+        <w:t xml:space="preserve">start</w:t>
+      </w:r>
+      <w:r>
+        <w:t xml:space="preserve"> </w:t>
+      </w:r>
+      <w:r>
+        <w:t xml:space="preserve">and</w:t>
+      </w:r>
+      <w:r>
+        <w:t xml:space="preserve"> </w:t>
+      </w:r>
+      <w:r>
+        <w:rPr>
+          <w:rStyle w:val="VerbatimChar"/>
+        </w:rPr>
+        <w:t xml:space="preserve">end</w:t>
+      </w:r>
+      <w:r>
+        <w:t xml:space="preserve"> </w:t>
+      </w:r>
+      <w:r>
+        <w:t xml:space="preserve">(ISO dates). Date-range args support the years lookback</w:t>
+      </w:r>
+      <w:r>
+        <w:t xml:space="preserve"> </w:t>
+      </w:r>
+      <w:r>
+        <w:t xml:space="preserve">and custom range.</w:t>
+      </w:r>
+      <w:r>
+        <w:t xml:space="preserve"> </w:t>
+      </w:r>
+      <w:r>
+        <w:t xml:space="preserve">Columns:</w:t>
+      </w:r>
+      <w:r>
+        <w:t xml:space="preserve"> </w:t>
+      </w:r>
+      <w:r>
+        <w:rPr>
+          <w:rStyle w:val="VerbatimChar"/>
+        </w:rPr>
+        <w:t xml:space="preserve">trade_time, entity_id, entity_name, product, instrument, token, side, notional_usd, price, bps, revenue_usd, venue, qty, structure_id</w:t>
+      </w:r>
+      <w:r>
+        <w:t xml:space="preserve">.</w:t>
+      </w:r>
+      <w:r>
+        <w:t xml:space="preserve"> </w:t>
+      </w:r>
+      <w:r>
+        <w:rPr>
+          <w:rStyle w:val="VerbatimChar"/>
+        </w:rPr>
+        <w:t xml:space="preserve">product ∈ {Spot, Derivatives, Options, Credit, FX}</w:t>
+      </w:r>
+      <w:r>
+        <w:t xml:space="preserve">;</w:t>
+      </w:r>
+      <w:r>
+        <w:t xml:space="preserve"> </w:t>
+      </w:r>
+      <w:r>
+        <w:rPr>
+          <w:rStyle w:val="VerbatimChar"/>
+        </w:rPr>
+        <w:t xml:space="preserve">side ∈ {Buy, Sell}</w:t>
+      </w:r>
+      <w:r>
+        <w:t xml:space="preserve">.</w:t>
+      </w:r>
+      <w:r>
+        <w:t xml:space="preserve"> </w:t>
+      </w:r>
+      <w:r>
+        <w:t xml:space="preserve">-</w:t>
+      </w:r>
+      <w:r>
+        <w:t xml:space="preserve"> </w:t>
+      </w:r>
+      <w:r>
+        <w:rPr>
+          <w:rStyle w:val="VerbatimChar"/>
+        </w:rPr>
+        <w:t xml:space="preserve">price</w:t>
+      </w:r>
+      <w:r>
+        <w:t xml:space="preserve"> </w:t>
+      </w:r>
+      <w:r>
+        <w:t xml:space="preserve">— execution price;</w:t>
+      </w:r>
+      <w:r>
+        <w:t xml:space="preserve"> </w:t>
+      </w:r>
+      <w:r>
+        <w:rPr>
+          <w:b/>
+        </w:rPr>
+        <w:t xml:space="preserve">option premium per contract</w:t>
+      </w:r>
+      <w:r>
+        <w:t xml:space="preserve"> </w:t>
+      </w:r>
+      <w:r>
+        <w:t xml:space="preserve">for option legs.</w:t>
+      </w:r>
+      <w:r>
+        <w:t xml:space="preserve"> </w:t>
+      </w:r>
+      <w:r>
+        <w:t xml:space="preserve">-</w:t>
+      </w:r>
+      <w:r>
+        <w:t xml:space="preserve"> </w:t>
+      </w:r>
+      <w:r>
+        <w:rPr>
+          <w:rStyle w:val="VerbatimChar"/>
+        </w:rPr>
+        <w:t xml:space="preserve">qty</w:t>
+      </w:r>
+      <w:r>
+        <w:t xml:space="preserve"> </w:t>
+      </w:r>
+      <w:r>
+        <w:t xml:space="preserve">— contracts / units.</w:t>
+      </w:r>
+      <w:r>
+        <w:t xml:space="preserve"> </w:t>
+      </w:r>
+      <w:r>
+        <w:t xml:space="preserve">-</w:t>
+      </w:r>
+      <w:r>
+        <w:t xml:space="preserve"> </w:t>
+      </w:r>
+      <w:r>
+        <w:rPr>
+          <w:rStyle w:val="VerbatimChar"/>
+          <w:b/>
+        </w:rPr>
+        <w:t xml:space="preserve">structure_id</w:t>
+      </w:r>
+      <w:r>
+        <w:t xml:space="preserve"> </w:t>
+      </w:r>
+      <w:r>
+        <w:t xml:space="preserve">— parent order id that links the legs of one multi-leg options</w:t>
+      </w:r>
+      <w:r>
+        <w:t xml:space="preserve"> </w:t>
+      </w:r>
+      <w:r>
+        <w:t xml:space="preserve">structure. This is what powers strategy detection (condor vs. put spread vs. …).</w:t>
+      </w:r>
+      <w:r>
+        <w:t xml:space="preserve"> </w:t>
+      </w:r>
+      <w:r>
+        <w:t xml:space="preserve">Null for single-instrument trades. If the OMS has no such id, the detector falls</w:t>
+      </w:r>
+      <w:r>
+        <w:t xml:space="preserve"> </w:t>
+      </w:r>
+      <w:r>
+        <w:t xml:space="preserve">back to clustering by entity + underlying + timestamp, but</w:t>
+      </w:r>
+      <w:r>
+        <w:t xml:space="preserve"> </w:t>
+      </w:r>
+      <w:r>
+        <w:rPr>
+          <w:b/>
+        </w:rPr>
+        <w:t xml:space="preserve">supplying it is</w:t>
+      </w:r>
+      <w:r>
+        <w:rPr>
+          <w:b/>
+        </w:rPr>
+        <w:t xml:space="preserve"> </w:t>
+      </w:r>
+      <w:r>
+        <w:rPr>
+          <w:b/>
+        </w:rPr>
+        <w:t xml:space="preserve">strongly preferred</w:t>
+      </w:r>
+      <w:r>
+        <w:t xml:space="preserve"> </w:t>
+      </w:r>
+      <w:r>
+        <w:t xml:space="preserve">for accuracy.</w:t>
+      </w:r>
+      <w:r>
+        <w:t xml:space="preserve"> </w:t>
+      </w:r>
+      <w:r>
+        <w:t xml:space="preserve">- Option</w:t>
+      </w:r>
+      <w:r>
+        <w:t xml:space="preserve"> </w:t>
+      </w:r>
+      <w:r>
+        <w:rPr>
+          <w:rStyle w:val="VerbatimChar"/>
+        </w:rPr>
+        <w:t xml:space="preserve">instrument</w:t>
+      </w:r>
+      <w:r>
+        <w:t xml:space="preserve"> </w:t>
+      </w:r>
+      <w:r>
+        <w:t xml:space="preserve">format:</w:t>
+      </w:r>
+      <w:r>
+        <w:t xml:space="preserve"> </w:t>
+      </w:r>
+      <w:r>
+        <w:rPr>
+          <w:rStyle w:val="VerbatimChar"/>
+        </w:rPr>
+        <w:t xml:space="preserve">TOKEN-DDMMMYY-STRIKE-{C|P}</w:t>
+      </w:r>
+      <w:r>
+        <w:t xml:space="preserve"> </w:t>
+      </w:r>
+      <w:r>
+        <w:t xml:space="preserve">(e.g. </w:t>
+      </w:r>
+      <w:r>
+        <w:rPr>
+          <w:rStyle w:val="VerbatimChar"/>
+        </w:rPr>
+        <w:t xml:space="preserve">BTC-29AUG26-95000-C</w:t>
+      </w:r>
+      <w:r>
+        <w:t xml:space="preserve">).</w:t>
+      </w:r>
+    </w:p>
+    <w:p>
+      <w:pPr>
+        <w:pStyle w:val="Heading3"/>
+      </w:pPr>
+      <w:bookmarkStart w:id="29" w:name="get_positionsparent---dataframe"/>
+      <w:r>
+        <w:t xml:space="preserve">5.4</w:t>
+      </w:r>
+      <w:r>
+        <w:t xml:space="preserve"> </w:t>
+      </w:r>
+      <w:r>
+        <w:rPr>
+          <w:rStyle w:val="VerbatimChar"/>
+        </w:rPr>
+        <w:t xml:space="preserve">get_positions(parent) -&gt; DataFrame</w:t>
+      </w:r>
+      <w:bookmarkEnd w:id="29"/>
+    </w:p>
+    <w:p>
+      <w:pPr>
+        <w:pStyle w:val="FirstParagraph"/>
+      </w:pPr>
+      <w:r>
+        <w:t xml:space="preserve">Current open positions across spot / derivatives / options.</w:t>
+      </w:r>
+      <w:r>
+        <w:t xml:space="preserve"> </w:t>
+      </w:r>
+      <w:r>
+        <w:t xml:space="preserve">Columns:</w:t>
+      </w:r>
+      <w:r>
+        <w:t xml:space="preserve"> </w:t>
+      </w:r>
+      <w:r>
+        <w:rPr>
+          <w:rStyle w:val="VerbatimChar"/>
+        </w:rPr>
+        <w:t xml:space="preserve">product, instrument, token, direction, qty, avg_price, mark_price, notional_usd, unrealized_pnl, funding_8h_bps, delta, vega_usd</w:t>
+      </w:r>
+      <w:r>
+        <w:t xml:space="preserve"> </w:t>
+      </w:r>
+      <w:r>
+        <w:t xml:space="preserve">(last three null except where the product supplies them).</w:t>
+      </w:r>
+    </w:p>
+    <w:p>
+      <w:pPr>
+        <w:pStyle w:val="Heading3"/>
+      </w:pPr>
+      <w:bookmarkStart w:id="30" w:name="get_creditparent---dataframe"/>
+      <w:r>
+        <w:t xml:space="preserve">5.5</w:t>
+      </w:r>
+      <w:r>
+        <w:t xml:space="preserve"> </w:t>
+      </w:r>
+      <w:r>
+        <w:rPr>
+          <w:rStyle w:val="VerbatimChar"/>
+        </w:rPr>
+        <w:t xml:space="preserve">get_credit(parent) -&gt; DataFrame</w:t>
+      </w:r>
+      <w:bookmarkEnd w:id="30"/>
+    </w:p>
+    <w:p>
+      <w:pPr>
+        <w:pStyle w:val="FirstParagraph"/>
+      </w:pPr>
+      <w:r>
+        <w:t xml:space="preserve">Open credit facilities.</w:t>
+      </w:r>
+      <w:r>
+        <w:t xml:space="preserve"> </w:t>
+      </w:r>
+      <w:r>
+        <w:t xml:space="preserve">Columns:</w:t>
+      </w:r>
+      <w:r>
+        <w:t xml:space="preserve"> </w:t>
+      </w:r>
+      <w:r>
+        <w:rPr>
+          <w:rStyle w:val="VerbatimChar"/>
+        </w:rPr>
+        <w:t xml:space="preserve">deal_id, entity_name, facility_type, collateral_token, principal_usd, drawn_usd, collateral_usd, ltv_pct, rate_bps, start, maturity, days_to_maturity, status</w:t>
+      </w:r>
+      <w:r>
+        <w:t xml:space="preserve">.</w:t>
+      </w:r>
+      <w:r>
+        <w:t xml:space="preserve"> </w:t>
+      </w:r>
+      <w:r>
+        <w:rPr>
+          <w:rStyle w:val="VerbatimChar"/>
+        </w:rPr>
+        <w:t xml:space="preserve">status ∈ {good, warning, serious, critical}</w:t>
+      </w:r>
+      <w:r>
+        <w:t xml:space="preserve"> </w:t>
+      </w:r>
+      <w:r>
+        <w:t xml:space="preserve">(can be computed from LTV +</w:t>
+      </w:r>
+      <w:r>
+        <w:t xml:space="preserve"> </w:t>
+      </w:r>
+      <w:r>
+        <w:t xml:space="preserve">days-to-maturity, or supplied by the credit desk table).</w:t>
+      </w:r>
+    </w:p>
+    <w:p>
+      <w:pPr>
+        <w:pStyle w:val="Heading3"/>
+      </w:pPr>
+      <w:bookmarkStart w:id="31" w:name="get_gongparent-start-end---dataframe"/>
+      <w:r>
+        <w:t xml:space="preserve">5.6</w:t>
+      </w:r>
+      <w:r>
+        <w:t xml:space="preserve"> </w:t>
+      </w:r>
+      <w:r>
+        <w:rPr>
+          <w:rStyle w:val="VerbatimChar"/>
+        </w:rPr>
+        <w:t xml:space="preserve">get_gong(parent, start, end) -&gt; DataFrame</w:t>
+      </w:r>
+      <w:bookmarkEnd w:id="31"/>
+    </w:p>
+    <w:p>
+      <w:pPr>
+        <w:pStyle w:val="FirstParagraph"/>
+      </w:pPr>
+      <w:r>
+        <w:t xml:space="preserve">Reuses the existing, working query in</w:t>
+      </w:r>
+      <w:r>
+        <w:t xml:space="preserve"> </w:t>
+      </w:r>
+      <w:r>
+        <w:rPr>
+          <w:rStyle w:val="VerbatimChar"/>
+        </w:rPr>
+        <w:t xml:space="preserve">client-brief/app.py</w:t>
+      </w:r>
+      <w:r>
+        <w:t xml:space="preserve"> </w:t>
+      </w:r>
+      <w:r>
+        <w:t xml:space="preserve">against</w:t>
+      </w:r>
+      <w:r>
+        <w:t xml:space="preserve"> </w:t>
+      </w:r>
+      <w:r>
+        <w:rPr>
+          <w:rStyle w:val="VerbatimChar"/>
+        </w:rPr>
+        <w:t xml:space="preserve">main.salesforce.gong_gong_call_c</w:t>
+      </w:r>
+      <w:r>
+        <w:t xml:space="preserve">.</w:t>
+      </w:r>
+    </w:p>
+    <w:p>
+      <w:pPr>
+        <w:pStyle w:val="Heading3"/>
+      </w:pPr>
+      <w:bookmarkStart w:id="32" w:name="Xb8128fb6f473580498c85729b30896638d5b175"/>
+      <w:r>
+        <w:t xml:space="preserve">5.7</w:t>
+      </w:r>
+      <w:r>
+        <w:t xml:space="preserve"> </w:t>
+      </w:r>
+      <w:r>
+        <w:rPr>
+          <w:rStyle w:val="VerbatimChar"/>
+        </w:rPr>
+        <w:t xml:space="preserve">get_desk_benchmark(tokens, start, end) -&gt; DataFrame</w:t>
+      </w:r>
+      <w:bookmarkEnd w:id="32"/>
+    </w:p>
+    <w:p>
+      <w:pPr>
+        <w:pStyle w:val="FirstParagraph"/>
+      </w:pPr>
+      <w:r>
+        <w:t xml:space="preserve">Desk-wide net flow per token across</w:t>
+      </w:r>
+      <w:r>
+        <w:t xml:space="preserve"> </w:t>
+      </w:r>
+      <w:r>
+        <w:rPr>
+          <w:b/>
+        </w:rPr>
+        <w:t xml:space="preserve">all</w:t>
+      </w:r>
+      <w:r>
+        <w:t xml:space="preserve"> </w:t>
+      </w:r>
+      <w:r>
+        <w:t xml:space="preserve">clients in the window — the baseline</w:t>
+      </w:r>
+      <w:r>
+        <w:t xml:space="preserve"> </w:t>
+      </w:r>
+      <w:r>
+        <w:t xml:space="preserve">the Overview tab compares one client against. Aggregate over all counterparties;</w:t>
+      </w:r>
+      <w:r>
+        <w:t xml:space="preserve"> </w:t>
+      </w:r>
+      <w:r>
+        <w:rPr>
+          <w:b/>
+        </w:rPr>
+        <w:t xml:space="preserve">return only aggregates, never client names</w:t>
+      </w:r>
+      <w:r>
+        <w:t xml:space="preserve"> </w:t>
+      </w:r>
+      <w:r>
+        <w:t xml:space="preserve">(privacy-safe by construction).</w:t>
+      </w:r>
+      <w:r>
+        <w:t xml:space="preserve"> </w:t>
+      </w:r>
+      <w:r>
+        <w:t xml:space="preserve">Columns:</w:t>
+      </w:r>
+      <w:r>
+        <w:t xml:space="preserve"> </w:t>
+      </w:r>
+      <w:r>
+        <w:rPr>
+          <w:rStyle w:val="VerbatimChar"/>
+        </w:rPr>
+        <w:t xml:space="preserve">token, desk_buy_usd, desk_sell_usd, desk_net_usd, num_clients</w:t>
+      </w:r>
+      <w:r>
+        <w:t xml:space="preserve">.</w:t>
+      </w:r>
+    </w:p>
+    <w:p>
+      <w:pPr>
+        <w:pStyle w:val="Heading3"/>
+      </w:pPr>
+      <w:bookmarkStart w:id="33" w:name="get_newstokens---listdict"/>
+      <w:r>
+        <w:t xml:space="preserve">5.8</w:t>
+      </w:r>
+      <w:r>
+        <w:t xml:space="preserve"> </w:t>
+      </w:r>
+      <w:r>
+        <w:rPr>
+          <w:rStyle w:val="VerbatimChar"/>
+        </w:rPr>
+        <w:t xml:space="preserve">get_news(tokens) -&gt; list[dict]</w:t>
+      </w:r>
+      <w:bookmarkEnd w:id="33"/>
+    </w:p>
+    <w:p>
+      <w:pPr>
+        <w:pStyle w:val="FirstParagraph"/>
+      </w:pPr>
+      <w:r>
+        <w:t xml:space="preserve">Public crypto RSS, filtered to the client’s tokens (with ticker→name synonyms),</w:t>
+      </w:r>
+      <w:r>
+        <w:t xml:space="preserve"> </w:t>
+      </w:r>
+      <w:r>
+        <w:t xml:space="preserve">deduped, newest-first, cached 15 min. Only call permitted to reach outside</w:t>
+      </w:r>
+      <w:r>
+        <w:t xml:space="preserve"> </w:t>
+      </w:r>
+      <w:r>
+        <w:t xml:space="preserve">Databricks — contains</w:t>
+      </w:r>
+      <w:r>
+        <w:t xml:space="preserve"> </w:t>
+      </w:r>
+      <w:r>
+        <w:rPr>
+          <w:b/>
+        </w:rPr>
+        <w:t xml:space="preserve">no client data</w:t>
+      </w:r>
+      <w:r>
+        <w:t xml:space="preserve">.</w:t>
+      </w:r>
+    </w:p>
+    <w:p>
+      <w:pPr>
+        <w:pStyle w:val="Heading3"/>
+      </w:pPr>
+      <w:bookmarkStart w:id="34" w:name="X7cb757fd86f9fde35a3daf4457edb3173556ad3"/>
+      <w:r>
+        <w:t xml:space="preserve">5.9</w:t>
+      </w:r>
+      <w:r>
+        <w:t xml:space="preserve"> </w:t>
+      </w:r>
+      <w:r>
+        <w:rPr>
+          <w:rStyle w:val="VerbatimChar"/>
+        </w:rPr>
+        <w:t xml:space="preserve">get_profile(parent) -&gt; dict</w:t>
+      </w:r>
+      <w:r>
+        <w:t xml:space="preserve"> </w:t>
+      </w:r>
+      <w:r>
+        <w:t xml:space="preserve">·</w:t>
+      </w:r>
+      <w:r>
+        <w:t xml:space="preserve"> </w:t>
+      </w:r>
+      <w:r>
+        <w:rPr>
+          <w:rStyle w:val="VerbatimChar"/>
+        </w:rPr>
+        <w:t xml:space="preserve">get_book_trades(start, end) -&gt; DataFrame</w:t>
+      </w:r>
+      <w:bookmarkEnd w:id="34"/>
+    </w:p>
+    <w:p>
+      <w:pPr>
+        <w:pStyle w:val="FirstParagraph"/>
+      </w:pPr>
+      <w:r>
+        <w:t xml:space="preserve">Relationship metadata from the Salesforce Account (tier, coverage,</w:t>
+      </w:r>
+      <w:r>
+        <w:t xml:space="preserve"> </w:t>
+      </w:r>
+      <w:r>
+        <w:rPr>
+          <w:b/>
+        </w:rPr>
+        <w:t xml:space="preserve">segment /</w:t>
+      </w:r>
+      <w:r>
+        <w:rPr>
+          <w:b/>
+        </w:rPr>
+        <w:t xml:space="preserve"> </w:t>
+      </w:r>
+      <w:r>
+        <w:rPr>
+          <w:b/>
+        </w:rPr>
+        <w:t xml:space="preserve">sub-segment</w:t>
+      </w:r>
+      <w:r>
+        <w:t xml:space="preserve"> </w:t>
+      </w:r>
+      <w:r>
+        <w:t xml:space="preserve">per §12.2, main contact, products set up).</w:t>
+      </w:r>
+      <w:r>
+        <w:t xml:space="preserve"> </w:t>
+      </w:r>
+      <w:r>
+        <w:rPr>
+          <w:rStyle w:val="VerbatimChar"/>
+        </w:rPr>
+        <w:t xml:space="preserve">get_book_trades</w:t>
+      </w:r>
+      <w:r>
+        <w:t xml:space="preserve"> </w:t>
+      </w:r>
+      <w:r>
+        <w:t xml:space="preserve">is the</w:t>
+      </w:r>
+      <w:r>
+        <w:t xml:space="preserve"> </w:t>
+      </w:r>
+      <w:r>
+        <w:t xml:space="preserve">§5.3 blotter</w:t>
+      </w:r>
+      <w:r>
+        <w:t xml:space="preserve"> </w:t>
+      </w:r>
+      <w:r>
+        <w:rPr>
+          <w:b/>
+        </w:rPr>
+        <w:t xml:space="preserve">for every client</w:t>
+      </w:r>
+      <w:r>
+        <w:t xml:space="preserve"> </w:t>
+      </w:r>
+      <w:r>
+        <w:t xml:space="preserve">plus a</w:t>
+      </w:r>
+      <w:r>
+        <w:t xml:space="preserve"> </w:t>
+      </w:r>
+      <w:r>
+        <w:rPr>
+          <w:rStyle w:val="VerbatimChar"/>
+        </w:rPr>
+        <w:t xml:space="preserve">parent</w:t>
+      </w:r>
+      <w:r>
+        <w:t xml:space="preserve"> </w:t>
+      </w:r>
+      <w:r>
+        <w:t xml:space="preserve">column. It feeds Expiries, Idea</w:t>
+      </w:r>
+      <w:r>
+        <w:t xml:space="preserve"> </w:t>
+      </w:r>
+      <w:r>
+        <w:t xml:space="preserve">targeting and the daily color, and is internal only.</w:t>
+      </w:r>
+    </w:p>
+    <w:p>
+      <w:pPr>
+        <w:pStyle w:val="Heading3"/>
+      </w:pPr>
+      <w:bookmarkStart w:id="35" w:name="X77578e74f92e30fdac09b02846cbcdb18b5afaa"/>
+      <w:r>
+        <w:t xml:space="preserve">5.10 Peer seams:</w:t>
+      </w:r>
+      <w:r>
+        <w:t xml:space="preserve"> </w:t>
+      </w:r>
+      <w:r>
+        <w:rPr>
+          <w:rStyle w:val="VerbatimChar"/>
+        </w:rPr>
+        <w:t xml:space="preserve">get_peer_activity</w:t>
+      </w:r>
+      <w:r>
+        <w:t xml:space="preserve">,</w:t>
+      </w:r>
+      <w:r>
+        <w:t xml:space="preserve"> </w:t>
+      </w:r>
+      <w:r>
+        <w:rPr>
+          <w:rStyle w:val="VerbatimChar"/>
+        </w:rPr>
+        <w:t xml:space="preserve">get_peer_strategies</w:t>
+      </w:r>
+      <w:r>
+        <w:t xml:space="preserve">,</w:t>
+      </w:r>
+      <w:r>
+        <w:t xml:space="preserve"> </w:t>
+      </w:r>
+      <w:r>
+        <w:rPr>
+          <w:rStyle w:val="VerbatimChar"/>
+        </w:rPr>
+        <w:t xml:space="preserve">get_desk_idea_uptake</w:t>
+      </w:r>
+      <w:r>
+        <w:t xml:space="preserve">,</w:t>
+      </w:r>
+      <w:r>
+        <w:t xml:space="preserve"> </w:t>
+      </w:r>
+      <w:r>
+        <w:rPr>
+          <w:rStyle w:val="VerbatimChar"/>
+        </w:rPr>
+        <w:t xml:space="preserve">get_desk_flow</w:t>
+      </w:r>
+      <w:r>
+        <w:t xml:space="preserve">,</w:t>
+      </w:r>
+      <w:r>
+        <w:t xml:space="preserve"> </w:t>
+      </w:r>
+      <w:r>
+        <w:rPr>
+          <w:rStyle w:val="VerbatimChar"/>
+        </w:rPr>
+        <w:t xml:space="preserve">peer_id_for</w:t>
+      </w:r>
+      <w:bookmarkEnd w:id="35"/>
+    </w:p>
+    <w:p>
+      <w:pPr>
+        <w:pStyle w:val="FirstParagraph"/>
+      </w:pPr>
+      <w:r>
+        <w:rPr>
+          <w:b/>
+        </w:rPr>
+        <w:t xml:space="preserve">Anonymized Databricks views</w:t>
+      </w:r>
+      <w:r>
+        <w:t xml:space="preserve"> </w:t>
+      </w:r>
+      <w:r>
+        <w:t xml:space="preserve">over the unified blotter. The counterparty is</w:t>
+      </w:r>
+      <w:r>
+        <w:t xml:space="preserve"> </w:t>
+      </w:r>
+      <w:r>
+        <w:t xml:space="preserve">replaced by a salted-hash</w:t>
+      </w:r>
+      <w:r>
+        <w:t xml:space="preserve"> </w:t>
+      </w:r>
+      <w:r>
+        <w:rPr>
+          <w:rStyle w:val="VerbatimChar"/>
+        </w:rPr>
+        <w:t xml:space="preserve">peer_id</w:t>
+      </w:r>
+      <w:r>
+        <w:t xml:space="preserve"> </w:t>
+      </w:r>
+      <w:r>
+        <w:t xml:space="preserve">and the requesting client is excluded, so</w:t>
+      </w:r>
+      <w:r>
+        <w:t xml:space="preserve"> </w:t>
+      </w:r>
+      <w:r>
+        <w:t xml:space="preserve">names never leave the view. Activity and strategies are weekly; desk flow is at</w:t>
+      </w:r>
+      <w:r>
+        <w:t xml:space="preserve"> </w:t>
+      </w:r>
+      <w:r>
+        <w:t xml:space="preserve">trade grain (the color day runs 4:30pm → 4:30pm ET).</w:t>
+      </w:r>
+      <w:r>
+        <w:t xml:space="preserve"> </w:t>
+      </w:r>
+      <w:r>
+        <w:rPr>
+          <w:rStyle w:val="VerbatimChar"/>
+        </w:rPr>
+        <w:t xml:space="preserve">peer_id_for(parent)</w:t>
+      </w:r>
+      <w:r>
+        <w:t xml:space="preserve"> </w:t>
+      </w:r>
+      <w:r>
+        <w:t xml:space="preserve">exists</w:t>
+      </w:r>
+      <w:r>
+        <w:t xml:space="preserve"> </w:t>
+      </w:r>
+      <w:r>
+        <w:t xml:space="preserve">only so the app can</w:t>
+      </w:r>
+      <w:r>
+        <w:t xml:space="preserve"> </w:t>
+      </w:r>
+      <w:r>
+        <w:rPr>
+          <w:i/>
+        </w:rPr>
+        <w:t xml:space="preserve">exclude</w:t>
+      </w:r>
+      <w:r>
+        <w:t xml:space="preserve"> </w:t>
+      </w:r>
+      <w:r>
+        <w:t xml:space="preserve">a client’s own rows. It must never be used to</w:t>
+      </w:r>
+      <w:r>
+        <w:t xml:space="preserve"> </w:t>
+      </w:r>
+      <w:r>
+        <w:t xml:space="preserve">re-identify anyone.</w:t>
+      </w:r>
+    </w:p>
+    <w:p>
+      <w:pPr>
+        <w:pStyle w:val="Heading3"/>
+      </w:pPr>
+      <w:bookmarkStart w:id="36" w:name="X295f3b13c1bd149399f16b0a086baea12ac3f50"/>
+      <w:r>
+        <w:t xml:space="preserve">5.11 Chat seams:</w:t>
+      </w:r>
+      <w:r>
+        <w:t xml:space="preserve"> </w:t>
+      </w:r>
+      <w:r>
+        <w:rPr>
+          <w:rStyle w:val="VerbatimChar"/>
+        </w:rPr>
+        <w:t xml:space="preserve">get_chat_messages</w:t>
+      </w:r>
+      <w:r>
+        <w:t xml:space="preserve">,</w:t>
+      </w:r>
+      <w:r>
+        <w:t xml:space="preserve"> </w:t>
+      </w:r>
+      <w:r>
+        <w:rPr>
+          <w:rStyle w:val="VerbatimChar"/>
+        </w:rPr>
+        <w:t xml:space="preserve">get_trade_ideas</w:t>
+      </w:r>
+      <w:r>
+        <w:t xml:space="preserve">,</w:t>
+      </w:r>
+      <w:r>
+        <w:t xml:space="preserve"> </w:t>
+      </w:r>
+      <w:r>
+        <w:rPr>
+          <w:rStyle w:val="VerbatimChar"/>
+        </w:rPr>
+        <w:t xml:space="preserve">get_rfqs</w:t>
+      </w:r>
+      <w:bookmarkEnd w:id="36"/>
+    </w:p>
+    <w:p>
+      <w:pPr>
+        <w:pStyle w:val="FirstParagraph"/>
+      </w:pPr>
+      <w:r>
+        <w:t xml:space="preserve">Read from the Telegram archive (§13).</w:t>
+      </w:r>
+      <w:r>
+        <w:t xml:space="preserve"> </w:t>
+      </w:r>
+      <w:r>
+        <w:rPr>
+          <w:rStyle w:val="VerbatimChar"/>
+        </w:rPr>
+        <w:t xml:space="preserve">get_trade_ideas</w:t>
+      </w:r>
+      <w:r>
+        <w:t xml:space="preserve"> </w:t>
+      </w:r>
+      <w:r>
+        <w:t xml:space="preserve">is the output of the nightly</w:t>
+      </w:r>
+      <w:r>
+        <w:t xml:space="preserve"> </w:t>
+      </w:r>
+      <w:r>
+        <w:rPr>
+          <w:rStyle w:val="VerbatimChar"/>
+        </w:rPr>
+        <w:t xml:space="preserve">chat_intel.extract()</w:t>
+      </w:r>
+      <w:r>
+        <w:t xml:space="preserve"> </w:t>
+      </w:r>
+      <w:r>
+        <w:t xml:space="preserve">job. Execution is</w:t>
+      </w:r>
+      <w:r>
+        <w:t xml:space="preserve"> </w:t>
+      </w:r>
+      <w:r>
+        <w:rPr>
+          <w:b/>
+        </w:rPr>
+        <w:t xml:space="preserve">not</w:t>
+      </w:r>
+      <w:r>
+        <w:t xml:space="preserve"> </w:t>
+      </w:r>
+      <w:r>
+        <w:t xml:space="preserve">stored.</w:t>
+      </w:r>
+      <w:r>
+        <w:t xml:space="preserve"> </w:t>
+      </w:r>
+      <w:r>
+        <w:rPr>
+          <w:rStyle w:val="VerbatimChar"/>
+        </w:rPr>
+        <w:t xml:space="preserve">pitches.py</w:t>
+      </w:r>
+      <w:r>
+        <w:t xml:space="preserve"> </w:t>
+      </w:r>
+      <w:r>
+        <w:t xml:space="preserve">infers it by</w:t>
+      </w:r>
+      <w:r>
+        <w:t xml:space="preserve"> </w:t>
+      </w:r>
+      <w:r>
+        <w:t xml:space="preserve">matching ideas against</w:t>
+      </w:r>
+      <w:r>
+        <w:t xml:space="preserve"> </w:t>
+      </w:r>
+      <w:r>
+        <w:rPr>
+          <w:rStyle w:val="VerbatimChar"/>
+        </w:rPr>
+        <w:t xml:space="preserve">get_trades</w:t>
+      </w:r>
+      <w:r>
+        <w:t xml:space="preserve">.</w:t>
+      </w:r>
+    </w:p>
+    <w:p>
+      <w:pPr>
+        <w:pStyle w:val="Heading3"/>
+      </w:pPr>
+      <w:bookmarkStart w:id="37" w:name="get_price_history---dataframe"/>
+      <w:r>
+        <w:t xml:space="preserve">5.12</w:t>
+      </w:r>
+      <w:r>
+        <w:t xml:space="preserve"> </w:t>
+      </w:r>
+      <w:r>
+        <w:rPr>
+          <w:rStyle w:val="VerbatimChar"/>
+        </w:rPr>
+        <w:t xml:space="preserve">get_price_history() -&gt; DataFrame</w:t>
+      </w:r>
+      <w:bookmarkEnd w:id="37"/>
+    </w:p>
+    <w:p>
+      <w:pPr>
+        <w:pStyle w:val="FirstParagraph"/>
+      </w:pPr>
+      <w:r>
+        <w:t xml:space="preserve">Daily close per token, about 3 years (</w:t>
+      </w:r>
+      <w:r>
+        <w:rPr>
+          <w:rStyle w:val="VerbatimChar"/>
+        </w:rPr>
+        <w:t xml:space="preserve">date, token, close</w:t>
+      </w:r>
+      <w:r>
+        <w:t xml:space="preserve">). This is market data,</w:t>
+      </w:r>
+      <w:r>
+        <w:t xml:space="preserve"> </w:t>
+      </w:r>
+      <w:r>
+        <w:t xml:space="preserve">not client data. It marks pitched ideas and drives move detection in the daily color.</w:t>
+      </w:r>
+    </w:p>
+    <w:p>
+      <w:pPr>
+        <w:pStyle w:val="Heading3"/>
+      </w:pPr>
+      <w:bookmarkStart w:id="38" w:name="Xe0d8a016c858d45bef110255de4f1f18475aa4c"/>
+      <w:r>
+        <w:t xml:space="preserve">5.13</w:t>
+      </w:r>
+      <w:r>
+        <w:t xml:space="preserve"> </w:t>
+      </w:r>
+      <w:r>
+        <w:rPr>
+          <w:rStyle w:val="VerbatimChar"/>
+        </w:rPr>
+        <w:t xml:space="preserve">get_notes(parent|None, start, end)</w:t>
+      </w:r>
+      <w:r>
+        <w:t xml:space="preserve"> </w:t>
+      </w:r>
+      <w:r>
+        <w:t xml:space="preserve">·</w:t>
+      </w:r>
+      <w:r>
+        <w:t xml:space="preserve"> </w:t>
+      </w:r>
+      <w:r>
+        <w:rPr>
+          <w:rStyle w:val="VerbatimChar"/>
+        </w:rPr>
+        <w:t xml:space="preserve">save_note(...)</w:t>
+      </w:r>
+      <w:r>
+        <w:t xml:space="preserve"> </w:t>
+      </w:r>
+      <w:r>
+        <w:t xml:space="preserve">← the one WRITE path</w:t>
+      </w:r>
+      <w:bookmarkEnd w:id="38"/>
+    </w:p>
+    <w:p>
+      <w:pPr>
+        <w:pStyle w:val="FirstParagraph"/>
+      </w:pPr>
+      <w:r>
+        <w:t xml:space="preserve">An append-only Delta table (e.g. </w:t>
+      </w:r>
+      <w:r>
+        <w:rPr>
+          <w:rStyle w:val="VerbatimChar"/>
+        </w:rPr>
+        <w:t xml:space="preserve">main.client360.crm_notes</w:t>
+      </w:r>
+      <w:r>
+        <w:t xml:space="preserve">). An edit is written as a</w:t>
+      </w:r>
+      <w:r>
+        <w:t xml:space="preserve"> </w:t>
+      </w:r>
+      <w:r>
+        <w:t xml:space="preserve">new row that references the old</w:t>
+      </w:r>
+      <w:r>
+        <w:t xml:space="preserve"> </w:t>
+      </w:r>
+      <w:r>
+        <w:rPr>
+          <w:rStyle w:val="VerbatimChar"/>
+        </w:rPr>
+        <w:t xml:space="preserve">note_id</w:t>
+      </w:r>
+      <w:r>
+        <w:t xml:space="preserve">, which keeps the history auditable. Tags are</w:t>
+      </w:r>
+      <w:r>
+        <w:t xml:space="preserve"> </w:t>
+      </w:r>
+      <w:r>
+        <w:t xml:space="preserve">computed inside</w:t>
+      </w:r>
+      <w:r>
+        <w:t xml:space="preserve"> </w:t>
+      </w:r>
+      <w:r>
+        <w:rPr>
+          <w:rStyle w:val="VerbatimChar"/>
+        </w:rPr>
+        <w:t xml:space="preserve">save_note</w:t>
+      </w:r>
+      <w:r>
+        <w:t xml:space="preserve"> </w:t>
+      </w:r>
+      <w:r>
+        <w:t xml:space="preserve">(</w:t>
+      </w:r>
+      <w:r>
+        <w:rPr>
+          <w:rStyle w:val="VerbatimChar"/>
+        </w:rPr>
+        <w:t xml:space="preserve">tags.py</w:t>
+      </w:r>
+      <w:r>
+        <w:t xml:space="preserve">), so every writer (the app, a Slack shortcut,</w:t>
+      </w:r>
+      <w:r>
+        <w:t xml:space="preserve"> </w:t>
+      </w:r>
+      <w:r>
+        <w:t xml:space="preserve">a Salesforce sync) tags notes the same way.</w:t>
+      </w:r>
+    </w:p>
+    <w:p>
+      <w:pPr>
+        <w:pStyle w:val="Heading2"/>
+      </w:pPr>
+      <w:bookmarkStart w:id="39" w:name="critical-dependency-entity-resolution"/>
+      <w:r>
+        <w:t xml:space="preserve">6. Critical dependency — entity resolution</w:t>
+      </w:r>
+      <w:bookmarkEnd w:id="39"/>
+    </w:p>
+    <w:p>
+      <w:pPr>
+        <w:pStyle w:val="FirstParagraph"/>
+      </w:pPr>
+      <w:r>
+        <w:rPr>
+          <w:b/>
+        </w:rPr>
+        <w:t xml:space="preserve">This is the single biggest ask and the main thing that does not exist today.</w:t>
+      </w:r>
+    </w:p>
+    <w:p>
+      <w:pPr>
+        <w:pStyle w:val="BodyText"/>
+      </w:pPr>
+      <w:r>
+        <w:t xml:space="preserve">The spot table (</w:t>
+      </w:r>
+      <w:r>
+        <w:rPr>
+          <w:rStyle w:val="VerbatimChar"/>
+        </w:rPr>
+        <w:t xml:space="preserve">main.otc_analytics.trade_log</w:t>
+      </w:r>
+      <w:r>
+        <w:t xml:space="preserve">) keys on</w:t>
+      </w:r>
+      <w:r>
+        <w:t xml:space="preserve"> </w:t>
+      </w:r>
+      <w:r>
+        <w:rPr>
+          <w:rStyle w:val="VerbatimChar"/>
+        </w:rPr>
+        <w:t xml:space="preserve">counterparty</w:t>
+      </w:r>
+      <w:r>
+        <w:t xml:space="preserve">, a free-text</w:t>
+      </w:r>
+      <w:r>
+        <w:t xml:space="preserve"> </w:t>
+      </w:r>
+      <w:r>
+        <w:t xml:space="preserve">name with many spellings and no notion of a parent client or its sub-entities. The</w:t>
+      </w:r>
+      <w:r>
+        <w:t xml:space="preserve"> </w:t>
+      </w:r>
+      <w:r>
+        <w:t xml:space="preserve">whole value of Client 360 is rolling</w:t>
+      </w:r>
+      <w:r>
+        <w:t xml:space="preserve"> </w:t>
+      </w:r>
+      <w:r>
+        <w:rPr>
+          <w:b/>
+        </w:rPr>
+        <w:t xml:space="preserve">BH Digital LP</w:t>
+      </w:r>
+      <w:r>
+        <w:t xml:space="preserve">,</w:t>
+      </w:r>
+      <w:r>
+        <w:t xml:space="preserve"> </w:t>
+      </w:r>
+      <w:r>
+        <w:rPr>
+          <w:b/>
+        </w:rPr>
+        <w:t xml:space="preserve">Brevan Howard Master Fund</w:t>
+      </w:r>
+      <w:r>
+        <w:rPr>
+          <w:b/>
+        </w:rPr>
+        <w:t xml:space="preserve"> </w:t>
+      </w:r>
+      <w:r>
+        <w:rPr>
+          <w:b/>
+        </w:rPr>
+        <w:t xml:space="preserve">Ltd</w:t>
+      </w:r>
+      <w:r>
+        <w:t xml:space="preserve">, etc. up to one</w:t>
+      </w:r>
+      <w:r>
+        <w:t xml:space="preserve"> </w:t>
+      </w:r>
+      <w:r>
+        <w:rPr>
+          <w:b/>
+        </w:rPr>
+        <w:t xml:space="preserve">Brevan Howard</w:t>
+      </w:r>
+      <w:r>
+        <w:t xml:space="preserve"> </w:t>
+      </w:r>
+      <w:r>
+        <w:t xml:space="preserve">relationship.</w:t>
+      </w:r>
+    </w:p>
+    <w:p>
+      <w:pPr>
+        <w:pStyle w:val="BodyText"/>
+      </w:pPr>
+      <w:r>
+        <w:t xml:space="preserve">We need a maintained mapping table, ideally sourced from onboarding/KYC:</w:t>
+      </w:r>
+    </w:p>
+    <w:p>
+      <w:pPr>
+        <w:pStyle w:val="SourceCode"/>
+      </w:pPr>
+      <w:r>
+        <w:rPr>
+          <w:rStyle w:val="VerbatimChar"/>
+        </w:rPr>
+        <w:t xml:space="preserve">parent_name  →  entity_id  →  { entity_name, entity_type, onboarded, status }</w:t>
+      </w:r>
+    </w:p>
+    <w:p>
+      <w:pPr>
+        <w:pStyle w:val="FirstParagraph"/>
+      </w:pPr>
+      <w:r>
+        <w:t xml:space="preserve">plus a reconciliation from each product table’s counterparty identifier to</w:t>
+      </w:r>
+      <w:r>
+        <w:t xml:space="preserve"> </w:t>
+      </w:r>
+      <w:r>
+        <w:rPr>
+          <w:rStyle w:val="VerbatimChar"/>
+        </w:rPr>
+        <w:t xml:space="preserve">entity_id</w:t>
+      </w:r>
+      <w:r>
+        <w:t xml:space="preserve">. Everything else composes cleanly once this exists.</w:t>
+      </w:r>
+    </w:p>
+    <w:p>
+      <w:pPr>
+        <w:pStyle w:val="Heading2"/>
+      </w:pPr>
+      <w:bookmarkStart w:id="40" w:name="source-tables-to-normalize"/>
+      <w:r>
+        <w:t xml:space="preserve">7. Source tables to normalize</w:t>
+      </w:r>
+      <w:bookmarkEnd w:id="40"/>
+    </w:p>
+    <w:p>
+      <w:pPr>
+        <w:pStyle w:val="FirstParagraph"/>
+      </w:pPr>
+      <w:r>
+        <w:t xml:space="preserve">The app expects one</w:t>
+      </w:r>
+      <w:r>
+        <w:t xml:space="preserve"> </w:t>
+      </w:r>
+      <w:r>
+        <w:rPr>
+          <w:b/>
+        </w:rPr>
+        <w:t xml:space="preserve">unified, cleaned</w:t>
+      </w:r>
+      <w:r>
+        <w:t xml:space="preserve"> </w:t>
+      </w:r>
+      <w:r>
+        <w:t xml:space="preserve">trade shape and one position shape. From the</w:t>
+      </w:r>
+      <w:r>
+        <w:t xml:space="preserve"> </w:t>
+      </w:r>
+      <w:r>
+        <w:t xml:space="preserve">review, the cleaned product data lives in the Genie spaces. Engineering maps each</w:t>
+      </w:r>
+      <w:r>
+        <w:t xml:space="preserve"> </w:t>
+      </w:r>
+      <w:r>
+        <w:t xml:space="preserve">source into the common schema (§5.3 / §5.4):</w:t>
+      </w:r>
+    </w:p>
+    <w:tbl>
+      <w:tblPr>
+        <w:tblStyle w:val="Table"/>
+        <w:tblW w:type="pct" w:w="5000.0"/>
+        <w:tblLook w:firstRow="1"/>
+      </w:tblPr>
+      <w:tblGrid>
+        <w:gridCol w:w="2640"/>
+        <w:gridCol w:w="2640"/>
+        <w:gridCol w:w="2640"/>
+      </w:tblGrid>
+      <w:tr>
+        <w:trPr>
+          <w:cnfStyle w:firstRow="1"/>
+        </w:trPr>
+        <w:tc>
+          <w:tcPr>
+            <w:tcBorders>
+              <w:bottom w:val="single"/>
+            </w:tcBorders>
+            <w:vAlign w:val="bottom"/>
+          </w:tcPr>
+          <w:p>
+            <w:pPr>
+              <w:pStyle w:val="Compact"/>
+              <w:jc w:val="left"/>
+            </w:pPr>
+            <w:r>
+              <w:t xml:space="preserve">Product</w:t>
+            </w:r>
+          </w:p>
+        </w:tc>
+        <w:tc>
+          <w:tcPr>
+            <w:tcBorders>
+              <w:bottom w:val="single"/>
+            </w:tcBorders>
+            <w:vAlign w:val="bottom"/>
+          </w:tcPr>
+          <w:p>
+            <w:pPr>
+              <w:pStyle w:val="Compact"/>
+              <w:jc w:val="left"/>
+            </w:pPr>
+            <w:r>
+              <w:t xml:space="preserve">Source (confirm exact names)</w:t>
+            </w:r>
+          </w:p>
+        </w:tc>
+        <w:tc>
+          <w:tcPr>
+            <w:tcBorders>
+              <w:bottom w:val="single"/>
+            </w:tcBorders>
+            <w:vAlign w:val="bottom"/>
+          </w:tcPr>
+          <w:p>
+            <w:pPr>
+              <w:pStyle w:val="Compact"/>
+              <w:jc w:val="left"/>
+            </w:pPr>
+            <w:r>
               <w:t xml:space="preserve">Notes</w:t>
             </w:r>
           </w:p>
@@ -2601,11 +3704,11 @@
       <w:pPr>
         <w:pStyle w:val="Heading2"/>
       </w:pPr>
-      <w:bookmarkStart w:id="36" w:name="non-functional-requirements"/>
+      <w:bookmarkStart w:id="41" w:name="non-functional-requirements"/>
       <w:r>
         <w:t xml:space="preserve">8. Non-functional requirements</w:t>
       </w:r>
-      <w:bookmarkEnd w:id="36"/>
+      <w:bookmarkEnd w:id="41"/>
     </w:p>
     <w:p>
       <w:pPr>
@@ -2752,11 +3855,11 @@
       <w:pPr>
         <w:pStyle w:val="Heading2"/>
       </w:pPr>
-      <w:bookmarkStart w:id="37" w:name="phasing"/>
+      <w:bookmarkStart w:id="42" w:name="phasing"/>
       <w:r>
         <w:t xml:space="preserve">9. Phasing</w:t>
       </w:r>
-      <w:bookmarkEnd w:id="37"/>
+      <w:bookmarkEnd w:id="42"/>
     </w:p>
     <w:p>
       <w:pPr>
@@ -2871,6 +3974,39 @@
     </w:p>
     <w:p>
       <w:pPr>
+        <w:numPr>
+          <w:ilvl w:val="0"/>
+          <w:numId w:val="1005"/>
+        </w:numPr>
+        <w:pStyle w:val="Compact"/>
+      </w:pPr>
+      <w:r>
+        <w:rPr>
+          <w:b/>
+        </w:rPr>
+        <w:t xml:space="preserve">Phase 5 — CRM layer:</w:t>
+      </w:r>
+      <w:r>
+        <w:t xml:space="preserve"> </w:t>
+      </w:r>
+      <w:r>
+        <w:t xml:space="preserve">notes table + segments (no dependencies, so it can start</w:t>
+      </w:r>
+      <w:r>
+        <w:t xml:space="preserve"> </w:t>
+      </w:r>
+      <w:r>
+        <w:t xml:space="preserve">any time), then the anonymized peer views, then the Telegram archive. Daily color</w:t>
+      </w:r>
+      <w:r>
+        <w:t xml:space="preserve"> </w:t>
+      </w:r>
+      <w:r>
+        <w:t xml:space="preserve">and Idea targeting light up once those seams exist.</w:t>
+      </w:r>
+    </w:p>
+    <w:p>
+      <w:pPr>
         <w:pStyle w:val="FirstParagraph"/>
       </w:pPr>
       <w:r>
@@ -2917,11 +4053,11 @@
       <w:pPr>
         <w:pStyle w:val="Heading2"/>
       </w:pPr>
-      <w:bookmarkStart w:id="38" w:name="X14d8f8c2d24adb7b4305d46c33e806f0227cca3"/>
+      <w:bookmarkStart w:id="43" w:name="X14d8f8c2d24adb7b4305d46c33e806f0227cca3"/>
       <w:r>
         <w:t xml:space="preserve">10. The AI analyst — compliance decision required</w:t>
       </w:r>
-      <w:bookmarkEnd w:id="38"/>
+      <w:bookmarkEnd w:id="43"/>
     </w:p>
     <w:p>
       <w:pPr>
@@ -2943,7 +4079,7 @@
         <w:t xml:space="preserve"> </w:t>
       </w:r>
       <w:r>
-        <w:t xml:space="preserve">tab uses Claude Opus 4.8 to summarize a client’s activity and</w:t>
+        <w:t xml:space="preserve">tab uses Claude Opus 5.5 to summarize a client’s activity and</w:t>
       </w:r>
       <w:r>
         <w:t xml:space="preserve"> </w:t>
@@ -3211,13 +4347,266 @@
     </w:p>
     <w:p>
       <w:pPr>
+        <w:pStyle w:val="Heading3"/>
+      </w:pPr>
+      <w:bookmarkStart w:id="44" w:name="every-model-call-in-the-app"/>
+      <w:r>
+        <w:t xml:space="preserve">10.1 Every model call in the app</w:t>
+      </w:r>
+      <w:bookmarkEnd w:id="44"/>
+    </w:p>
+    <w:p>
+      <w:pPr>
+        <w:pStyle w:val="FirstParagraph"/>
+      </w:pPr>
+      <w:r>
+        <w:t xml:space="preserve">The same egress rule covers all of them. Each one is isolated, so moving to the</w:t>
+      </w:r>
+      <w:r>
+        <w:t xml:space="preserve"> </w:t>
+      </w:r>
+      <w:r>
+        <w:t xml:space="preserve">approved endpoint is the same one-file swap:</w:t>
+      </w:r>
+    </w:p>
+    <w:tbl>
+      <w:tblPr>
+        <w:tblStyle w:val="Table"/>
+        <w:tblW w:type="pct" w:w="5000.0"/>
+        <w:tblLook w:firstRow="1"/>
+      </w:tblPr>
+      <w:tblGrid>
+        <w:gridCol w:w="2640"/>
+        <w:gridCol w:w="2640"/>
+        <w:gridCol w:w="2640"/>
+      </w:tblGrid>
+      <w:tr>
+        <w:trPr>
+          <w:cnfStyle w:firstRow="1"/>
+        </w:trPr>
+        <w:tc>
+          <w:tcPr>
+            <w:tcBorders>
+              <w:bottom w:val="single"/>
+            </w:tcBorders>
+            <w:vAlign w:val="bottom"/>
+          </w:tcPr>
+          <w:p>
+            <w:pPr>
+              <w:pStyle w:val="Compact"/>
+              <w:jc w:val="left"/>
+            </w:pPr>
+            <w:r>
+              <w:t xml:space="preserve">Feature</w:t>
+            </w:r>
+          </w:p>
+        </w:tc>
+        <w:tc>
+          <w:tcPr>
+            <w:tcBorders>
+              <w:bottom w:val="single"/>
+            </w:tcBorders>
+            <w:vAlign w:val="bottom"/>
+          </w:tcPr>
+          <w:p>
+            <w:pPr>
+              <w:pStyle w:val="Compact"/>
+              <w:jc w:val="left"/>
+            </w:pPr>
+            <w:r>
+              <w:t xml:space="preserve">File</w:t>
+            </w:r>
+          </w:p>
+        </w:tc>
+        <w:tc>
+          <w:tcPr>
+            <w:tcBorders>
+              <w:bottom w:val="single"/>
+            </w:tcBorders>
+            <w:vAlign w:val="bottom"/>
+          </w:tcPr>
+          <w:p>
+            <w:pPr>
+              <w:pStyle w:val="Compact"/>
+              <w:jc w:val="left"/>
+            </w:pPr>
+            <w:r>
+              <w:t xml:space="preserve">What is sent</w:t>
+            </w:r>
+          </w:p>
+        </w:tc>
+      </w:tr>
+      <w:tr>
+        <w:tc>
+          <w:p>
+            <w:pPr>
+              <w:pStyle w:val="Compact"/>
+              <w:jc w:val="left"/>
+            </w:pPr>
+            <w:r>
+              <w:t xml:space="preserve">Analyst summary + chat</w:t>
+            </w:r>
+          </w:p>
+        </w:tc>
+        <w:tc>
+          <w:p>
+            <w:pPr>
+              <w:pStyle w:val="Compact"/>
+              <w:jc w:val="left"/>
+            </w:pPr>
+            <w:r>
+              <w:rPr>
+                <w:rStyle w:val="VerbatimChar"/>
+              </w:rPr>
+              <w:t xml:space="preserve">llm.py</w:t>
+            </w:r>
+          </w:p>
+        </w:tc>
+        <w:tc>
+          <w:p>
+            <w:pPr>
+              <w:pStyle w:val="Compact"/>
+              <w:jc w:val="left"/>
+            </w:pPr>
+            <w:r>
+              <w:t xml:space="preserve">Page context for one client, including CRM sections (peers stay anonymous)</w:t>
+            </w:r>
+          </w:p>
+        </w:tc>
+      </w:tr>
+      <w:tr>
+        <w:tc>
+          <w:p>
+            <w:pPr>
+              <w:pStyle w:val="Compact"/>
+              <w:jc w:val="left"/>
+            </w:pPr>
+            <w:r>
+              <w:t xml:space="preserve">Chat → trade-idea extraction</w:t>
+            </w:r>
+          </w:p>
+        </w:tc>
+        <w:tc>
+          <w:p>
+            <w:pPr>
+              <w:pStyle w:val="Compact"/>
+              <w:jc w:val="left"/>
+            </w:pPr>
+            <w:r>
+              <w:rPr>
+                <w:rStyle w:val="VerbatimChar"/>
+              </w:rPr>
+              <w:t xml:space="preserve">chat_intel.py</w:t>
+            </w:r>
+          </w:p>
+        </w:tc>
+        <w:tc>
+          <w:p>
+            <w:pPr>
+              <w:pStyle w:val="Compact"/>
+              <w:jc w:val="left"/>
+            </w:pPr>
+            <w:r>
+              <w:t xml:space="preserve">Raw Telegram messages (</w:t>
+            </w:r>
+            <w:r>
+              <w:rPr>
+                <w:b/>
+              </w:rPr>
+              <w:t xml:space="preserve">the most sensitive input</w:t>
+            </w:r>
+            <w:r>
+              <w:t xml:space="preserve">)</w:t>
+            </w:r>
+          </w:p>
+        </w:tc>
+      </w:tr>
+      <w:tr>
+        <w:tc>
+          <w:p>
+            <w:pPr>
+              <w:pStyle w:val="Compact"/>
+              <w:jc w:val="left"/>
+            </w:pPr>
+            <w:r>
+              <w:t xml:space="preserve">Idea-targeting pitch drafts</w:t>
+            </w:r>
+          </w:p>
+        </w:tc>
+        <w:tc>
+          <w:p>
+            <w:pPr>
+              <w:pStyle w:val="Compact"/>
+              <w:jc w:val="left"/>
+            </w:pPr>
+            <w:r>
+              <w:rPr>
+                <w:rStyle w:val="VerbatimChar"/>
+              </w:rPr>
+              <w:t xml:space="preserve">targeting.py</w:t>
+            </w:r>
+          </w:p>
+        </w:tc>
+        <w:tc>
+          <w:p>
+            <w:pPr>
+              <w:pStyle w:val="Compact"/>
+              <w:jc w:val="left"/>
+            </w:pPr>
+            <w:r>
+              <w:t xml:space="preserve">The idea plus the reasons for the top-ranked clients (client names)</w:t>
+            </w:r>
+          </w:p>
+        </w:tc>
+      </w:tr>
+      <w:tr>
+        <w:tc>
+          <w:p>
+            <w:pPr>
+              <w:pStyle w:val="Compact"/>
+              <w:jc w:val="left"/>
+            </w:pPr>
+            <w:r>
+              <w:t xml:space="preserve">Daily color polish</w:t>
+            </w:r>
+          </w:p>
+        </w:tc>
+        <w:tc>
+          <w:p>
+            <w:pPr>
+              <w:pStyle w:val="Compact"/>
+              <w:jc w:val="left"/>
+            </w:pPr>
+            <w:r>
+              <w:rPr>
+                <w:rStyle w:val="VerbatimChar"/>
+              </w:rPr>
+              <w:t xml:space="preserve">daily_color.py</w:t>
+            </w:r>
+          </w:p>
+        </w:tc>
+        <w:tc>
+          <w:p>
+            <w:pPr>
+              <w:pStyle w:val="Compact"/>
+              <w:jc w:val="left"/>
+            </w:pPr>
+            <w:r>
+              <w:t xml:space="preserve">The aggregated note only (no names, no $). It is complete without the model</w:t>
+            </w:r>
+          </w:p>
+        </w:tc>
+      </w:tr>
+    </w:tbl>
+    <w:p>
+      <w:pPr>
         <w:pStyle w:val="Heading2"/>
       </w:pPr>
-      <w:bookmarkStart w:id="39" w:name="open-questions-for-engineering"/>
-      <w:r>
-        <w:t xml:space="preserve">11. Open questions for engineering</w:t>
-      </w:r>
-      <w:bookmarkEnd w:id="39"/>
+      <w:bookmarkStart w:id="45" w:name="phase-2-caveats-engineering-should-know"/>
+      <w:r>
+        <w:t xml:space="preserve">11. Phase-2 caveats engineering should know</w:t>
+      </w:r>
+      <w:bookmarkEnd w:id="45"/>
     </w:p>
     <w:p>
       <w:pPr>
@@ -3228,7 +4617,77 @@
         <w:pStyle w:val="Compact"/>
       </w:pPr>
       <w:r>
-        <w:t xml:space="preserve">Does a parent↔entity mapping exist anywhere, or do we build it? Preferred source?</w:t>
+        <w:rPr>
+          <w:b/>
+        </w:rPr>
+        <w:t xml:space="preserve">Expiries netting:</w:t>
+      </w:r>
+      <w:r>
+        <w:t xml:space="preserve"> </w:t>
+      </w:r>
+      <w:r>
+        <w:t xml:space="preserve">the mock never closes options early, so</w:t>
+      </w:r>
+      <w:r>
+        <w:t xml:space="preserve"> </w:t>
+      </w:r>
+      <w:r>
+        <w:rPr>
+          <w:rStyle w:val="VerbatimChar"/>
+        </w:rPr>
+        <w:t xml:space="preserve">expiries.live()</w:t>
+      </w:r>
+      <w:r>
+        <w:t xml:space="preserve"> </w:t>
+      </w:r>
+      <w:r>
+        <w:t xml:space="preserve">treats every traded leg as still open until expiry. Production must</w:t>
+      </w:r>
+      <w:r>
+        <w:t xml:space="preserve"> </w:t>
+      </w:r>
+      <w:r>
+        <w:rPr>
+          <w:b/>
+        </w:rPr>
+        <w:t xml:space="preserve">net option</w:t>
+      </w:r>
+      <w:r>
+        <w:rPr>
+          <w:b/>
+        </w:rPr>
+        <w:t xml:space="preserve"> </w:t>
+      </w:r>
+      <w:r>
+        <w:rPr>
+          <w:b/>
+        </w:rPr>
+        <w:t xml:space="preserve">legs against</w:t>
+      </w:r>
+      <w:r>
+        <w:rPr>
+          <w:b/>
+        </w:rPr>
+        <w:t xml:space="preserve"> </w:t>
+      </w:r>
+      <w:r>
+        <w:rPr>
+          <w:rStyle w:val="VerbatimChar"/>
+          <w:b/>
+        </w:rPr>
+        <w:t xml:space="preserve">get_positions</w:t>
+      </w:r>
+      <w:r>
+        <w:t xml:space="preserve"> </w:t>
+      </w:r>
+      <w:r>
+        <w:t xml:space="preserve">(or an OMS close flag) so that structures closed</w:t>
+      </w:r>
+      <w:r>
+        <w:t xml:space="preserve"> </w:t>
+      </w:r>
+      <w:r>
+        <w:t xml:space="preserve">early don’t show up as live pin risk.</w:t>
       </w:r>
     </w:p>
     <w:p>
@@ -3240,78 +4699,1179 @@
         <w:pStyle w:val="Compact"/>
       </w:pPr>
       <w:r>
-        <w:t xml:space="preserve">Exact table names / Genie space handles for derivatives, options, credit, FX.</w:t>
-      </w:r>
+        <w:rPr>
+          <w:b/>
+        </w:rPr>
+        <w:t xml:space="preserve">Targeting model:</w:t>
+      </w:r>
+      <w:r>
+        <w:t xml:space="preserve"> </w:t>
+      </w:r>
+      <w:r>
+        <w:t xml:space="preserve">a 12-feature, sign-constrained ridge logistic regression</w:t>
+      </w:r>
+      <w:r>
+        <w:t xml:space="preserve"> </w:t>
+      </w:r>
+      <w:r>
+        <w:t xml:space="preserve">(numpy, no sklearn). It starts from documented prior weights until there is enough</w:t>
+      </w:r>
+      <w:r>
+        <w:t xml:space="preserve"> </w:t>
+      </w:r>
+      <w:r>
+        <w:t xml:space="preserve">pitch history. Mock evaluation on a time split gives AUC 0.64 vs. 0.51 for the</w:t>
+      </w:r>
+      <w:r>
+        <w:t xml:space="preserve"> </w:t>
+      </w:r>
+      <w:r>
+        <w:t xml:space="preserve">take-rate baseline, and the top third converts at 50% vs. 35%. Re-check this</w:t>
+      </w:r>
+      <w:r>
+        <w:t xml:space="preserve"> </w:t>
+      </w:r>
+      <w:r>
+        <w:t xml:space="preserve">on real data before anyone relies on the ranking.</w:t>
+      </w:r>
+    </w:p>
+    <w:p>
+      <w:pPr>
+        <w:pStyle w:val="Heading2"/>
+      </w:pPr>
+      <w:bookmarkStart w:id="46" w:name="peer-intelligence-privacy-rules"/>
+      <w:r>
+        <w:t xml:space="preserve">12. Peer intelligence — privacy rules</w:t>
+      </w:r>
+      <w:bookmarkEnd w:id="46"/>
+    </w:p>
+    <w:p>
+      <w:pPr>
+        <w:pStyle w:val="FirstParagraph"/>
+      </w:pPr>
+      <w:r>
+        <w:t xml:space="preserve">Sales wants to say</w:t>
+      </w:r>
+      <w:r>
+        <w:t xml:space="preserve"> </w:t>
+      </w:r>
+      <w:r>
+        <w:t xml:space="preserve">“</w:t>
+      </w:r>
+      <w:r>
+        <w:t xml:space="preserve">other macro funds are doing X</w:t>
+      </w:r>
+      <w:r>
+        <w:t xml:space="preserve">”</w:t>
+      </w:r>
+      <w:r>
+        <w:t xml:space="preserve"> </w:t>
+      </w:r>
+      <w:r>
+        <w:t xml:space="preserve">without revealing who.</w:t>
+      </w:r>
+    </w:p>
+    <w:p>
+      <w:pPr>
+        <w:pStyle w:val="Heading3"/>
+      </w:pPr>
+      <w:bookmarkStart w:id="47" w:name="X5b348034954f5bb39aa0de1d37543800719899e"/>
+      <w:r>
+        <w:t xml:space="preserve">12.1 Rules (enforced in</w:t>
+      </w:r>
+      <w:r>
+        <w:t xml:space="preserve"> </w:t>
+      </w:r>
+      <w:r>
+        <w:rPr>
+          <w:rStyle w:val="VerbatimChar"/>
+        </w:rPr>
+        <w:t xml:space="preserve">peers.py</w:t>
+      </w:r>
+      <w:r>
+        <w:t xml:space="preserve">, reused by the daily color)</w:t>
+      </w:r>
+      <w:bookmarkEnd w:id="47"/>
     </w:p>
     <w:p>
       <w:pPr>
         <w:numPr>
           <w:ilvl w:val="0"/>
-          <w:numId w:val="1008"/>
+          <w:numId w:val="1009"/>
         </w:numPr>
         <w:pStyle w:val="Compact"/>
       </w:pPr>
       <w:r>
-        <w:t xml:space="preserve">Do option legs carry a parent-order / structure id we can expose as</w:t>
-      </w:r>
-      <w:r>
-        <w:t xml:space="preserve"> </w:t>
-      </w:r>
-      <w:r>
-        <w:rPr>
-          <w:rStyle w:val="VerbatimChar"/>
-        </w:rPr>
-        <w:t xml:space="preserve">structure_id</w:t>
-      </w:r>
-      <w:r>
-        <w:t xml:space="preserve">?</w:t>
+        <w:rPr>
+          <w:b/>
+        </w:rPr>
+        <w:t xml:space="preserve">k-anonymity:</w:t>
+      </w:r>
+      <w:r>
+        <w:t xml:space="preserve"> </w:t>
+      </w:r>
+      <w:r>
+        <w:t xml:space="preserve">any cell backed by fewer than</w:t>
+      </w:r>
+      <w:r>
+        <w:t xml:space="preserve"> </w:t>
+      </w:r>
+      <w:r>
+        <w:rPr>
+          <w:rStyle w:val="VerbatimChar"/>
+        </w:rPr>
+        <w:t xml:space="preserve">K_MIN = 5</w:t>
+      </w:r>
+      <w:r>
+        <w:t xml:space="preserve"> </w:t>
+      </w:r>
+      <w:r>
+        <w:t xml:space="preserve">distinct peers is</w:t>
+      </w:r>
+      <w:r>
+        <w:t xml:space="preserve"> </w:t>
+      </w:r>
+      <w:r>
+        <w:t xml:space="preserve">suppressed. A cohort smaller than 5 falls back to the next level up</w:t>
+      </w:r>
+      <w:r>
+        <w:t xml:space="preserve"> </w:t>
+      </w:r>
+      <w:r>
+        <w:t xml:space="preserve">(sub-segment → segment → whole book).</w:t>
       </w:r>
     </w:p>
     <w:p>
       <w:pPr>
         <w:numPr>
           <w:ilvl w:val="0"/>
-          <w:numId w:val="1008"/>
+          <w:numId w:val="1009"/>
         </w:numPr>
         <w:pStyle w:val="Compact"/>
       </w:pPr>
       <w:r>
-        <w:t xml:space="preserve">Are marks, greeks, and LTV pre-computed in those tables, or do we compute them?</w:t>
+        <w:rPr>
+          <w:b/>
+        </w:rPr>
+        <w:t xml:space="preserve">Dominance:</w:t>
+      </w:r>
+      <w:r>
+        <w:t xml:space="preserve"> </w:t>
+      </w:r>
+      <w:r>
+        <w:t xml:space="preserve">no single peer may be more than</w:t>
+      </w:r>
+      <w:r>
+        <w:t xml:space="preserve"> </w:t>
+      </w:r>
+      <w:r>
+        <w:rPr>
+          <w:rStyle w:val="VerbatimChar"/>
+        </w:rPr>
+        <w:t xml:space="preserve">DOMINANCE = 60%</w:t>
+      </w:r>
+      <w:r>
+        <w:t xml:space="preserve"> </w:t>
+      </w:r>
+      <w:r>
+        <w:t xml:space="preserve">of a cell’s</w:t>
+      </w:r>
+      <w:r>
+        <w:t xml:space="preserve"> </w:t>
+      </w:r>
+      <w:r>
+        <w:t xml:space="preserve">notional. Without this,</w:t>
+      </w:r>
+      <w:r>
+        <w:t xml:space="preserve"> </w:t>
+      </w:r>
+      <w:r>
+        <w:t xml:space="preserve">“</w:t>
+      </w:r>
+      <w:r>
+        <w:t xml:space="preserve">macro funds bought $400M SOL</w:t>
+      </w:r>
+      <w:r>
+        <w:t xml:space="preserve">”</w:t>
+      </w:r>
+      <w:r>
+        <w:t xml:space="preserve"> </w:t>
+      </w:r>
+      <w:r>
+        <w:t xml:space="preserve">could be one fund.</w:t>
       </w:r>
     </w:p>
     <w:p>
       <w:pPr>
         <w:numPr>
           <w:ilvl w:val="0"/>
-          <w:numId w:val="1008"/>
+          <w:numId w:val="1009"/>
         </w:numPr>
         <w:pStyle w:val="Compact"/>
       </w:pPr>
       <w:r>
-        <w:t xml:space="preserve">Achievable refresh latency per product?</w:t>
-      </w:r>
+        <w:t xml:space="preserve">Peers are described with</w:t>
+      </w:r>
+      <w:r>
+        <w:t xml:space="preserve"> </w:t>
+      </w:r>
+      <w:r>
+        <w:rPr>
+          <w:b/>
+        </w:rPr>
+        <w:t xml:space="preserve">ratios and directions</w:t>
+      </w:r>
+      <w:r>
+        <w:t xml:space="preserve"> </w:t>
+      </w:r>
+      <w:r>
+        <w:t xml:space="preserve">(</w:t>
+      </w:r>
+      <w:r>
+        <w:t xml:space="preserve">“</w:t>
+      </w:r>
+      <w:r>
+        <w:t xml:space="preserve">up ~3.4×</w:t>
+      </w:r>
+      <w:r>
+        <w:t xml:space="preserve">”</w:t>
+      </w:r>
+      <w:r>
+        <w:t xml:space="preserve">,</w:t>
+      </w:r>
+      <w:r>
+        <w:t xml:space="preserve"> </w:t>
+      </w:r>
+      <w:r>
+        <w:t xml:space="preserve">“</w:t>
+      </w:r>
+      <w:r>
+        <w:t xml:space="preserve">62% buyers</w:t>
+      </w:r>
+      <w:r>
+        <w:t xml:space="preserve">”</w:t>
+      </w:r>
+      <w:r>
+        <w:t xml:space="preserve">),</w:t>
+      </w:r>
+      <w:r>
+        <w:t xml:space="preserve"> </w:t>
+      </w:r>
+      <w:r>
+        <w:t xml:space="preserve">never names. The client being viewed is always excluded from their own cohort.</w:t>
+      </w:r>
+    </w:p>
+    <w:p>
+      <w:pPr>
+        <w:pStyle w:val="Heading3"/>
+      </w:pPr>
+      <w:bookmarkStart w:id="48" w:name="X4e18e85a72ba0fecea0bbc1d9a4ffe48cab6342"/>
+      <w:r>
+        <w:t xml:space="preserve">12.2 Segment taxonomy (needed on the Salesforce Account)</w:t>
+      </w:r>
+      <w:bookmarkEnd w:id="48"/>
+    </w:p>
+    <w:tbl>
+      <w:tblPr>
+        <w:tblStyle w:val="Table"/>
+        <w:tblW w:type="pct" w:w="0.0"/>
+        <w:tblLook w:firstRow="1"/>
+      </w:tblPr>
+      <w:tblGrid/>
+      <w:tr>
+        <w:trPr>
+          <w:cnfStyle w:firstRow="1"/>
+        </w:trPr>
+        <w:tc>
+          <w:tcPr>
+            <w:tcBorders>
+              <w:bottom w:val="single"/>
+            </w:tcBorders>
+            <w:vAlign w:val="bottom"/>
+          </w:tcPr>
+          <w:p>
+            <w:pPr>
+              <w:pStyle w:val="Compact"/>
+              <w:jc w:val="left"/>
+            </w:pPr>
+            <w:r>
+              <w:t xml:space="preserve">Segment</w:t>
+            </w:r>
+          </w:p>
+        </w:tc>
+        <w:tc>
+          <w:tcPr>
+            <w:tcBorders>
+              <w:bottom w:val="single"/>
+            </w:tcBorders>
+            <w:vAlign w:val="bottom"/>
+          </w:tcPr>
+          <w:p>
+            <w:pPr>
+              <w:pStyle w:val="Compact"/>
+              <w:jc w:val="left"/>
+            </w:pPr>
+            <w:r>
+              <w:t xml:space="preserve">Sub-segments</w:t>
+            </w:r>
+          </w:p>
+        </w:tc>
+      </w:tr>
+      <w:tr>
+        <w:tc>
+          <w:p>
+            <w:pPr>
+              <w:pStyle w:val="Compact"/>
+              <w:jc w:val="left"/>
+            </w:pPr>
+            <w:r>
+              <w:t xml:space="preserve">Hedge Fund</w:t>
+            </w:r>
+          </w:p>
+        </w:tc>
+        <w:tc>
+          <w:p>
+            <w:pPr>
+              <w:pStyle w:val="Compact"/>
+              <w:jc w:val="left"/>
+            </w:pPr>
+            <w:r>
+              <w:t xml:space="preserve">Macro, Multi-Strategy, Quant, Crypto Discretionary</w:t>
+            </w:r>
+          </w:p>
+        </w:tc>
+      </w:tr>
+      <w:tr>
+        <w:tc>
+          <w:p>
+            <w:pPr>
+              <w:pStyle w:val="Compact"/>
+              <w:jc w:val="left"/>
+            </w:pPr>
+            <w:r>
+              <w:t xml:space="preserve">Prop Trading</w:t>
+            </w:r>
+          </w:p>
+        </w:tc>
+        <w:tc>
+          <w:p>
+            <w:pPr>
+              <w:pStyle w:val="Compact"/>
+              <w:jc w:val="left"/>
+            </w:pPr>
+            <w:r>
+              <w:t xml:space="preserve">HFT, Prop</w:t>
+            </w:r>
+          </w:p>
+        </w:tc>
+      </w:tr>
+      <w:tr>
+        <w:tc>
+          <w:p>
+            <w:pPr>
+              <w:pStyle w:val="Compact"/>
+              <w:jc w:val="left"/>
+            </w:pPr>
+            <w:r>
+              <w:t xml:space="preserve">Market Maker</w:t>
+            </w:r>
+          </w:p>
+        </w:tc>
+        <w:tc>
+          <w:p>
+            <w:pPr>
+              <w:pStyle w:val="Compact"/>
+              <w:jc w:val="left"/>
+            </w:pPr>
+            <w:r>
+              <w:t xml:space="preserve">Crypto-Native, TradFi Prop</w:t>
+            </w:r>
+          </w:p>
+        </w:tc>
+      </w:tr>
+      <w:tr>
+        <w:tc>
+          <w:p>
+            <w:pPr>
+              <w:pStyle w:val="Compact"/>
+              <w:jc w:val="left"/>
+            </w:pPr>
+            <w:r>
+              <w:t xml:space="preserve">Asset Manager</w:t>
+            </w:r>
+          </w:p>
+        </w:tc>
+        <w:tc>
+          <w:p>
+            <w:pPr>
+              <w:pStyle w:val="Compact"/>
+              <w:jc w:val="left"/>
+            </w:pPr>
+            <w:r>
+              <w:t xml:space="preserve">Digital Asset Manager, Traditional AM</w:t>
+            </w:r>
+          </w:p>
+        </w:tc>
+      </w:tr>
+      <w:tr>
+        <w:tc>
+          <w:p>
+            <w:pPr>
+              <w:pStyle w:val="Compact"/>
+              <w:jc w:val="left"/>
+            </w:pPr>
+            <w:r>
+              <w:t xml:space="preserve">Corporate</w:t>
+            </w:r>
+          </w:p>
+        </w:tc>
+        <w:tc>
+          <w:p>
+            <w:pPr>
+              <w:pStyle w:val="Compact"/>
+              <w:jc w:val="left"/>
+            </w:pPr>
+            <w:r>
+              <w:t xml:space="preserve">Treasury, Miner</w:t>
+            </w:r>
+          </w:p>
+        </w:tc>
+      </w:tr>
+    </w:tbl>
+    <w:p>
+      <w:pPr>
+        <w:pStyle w:val="Heading2"/>
+      </w:pPr>
+      <w:bookmarkStart w:id="49" w:name="telegram-chat-archive-bot-pitch-tracking"/>
+      <w:r>
+        <w:t xml:space="preserve">13. Telegram chat — archive bot + pitch tracking</w:t>
+      </w:r>
+      <w:bookmarkEnd w:id="49"/>
     </w:p>
     <w:p>
       <w:pPr>
         <w:numPr>
           <w:ilvl w:val="0"/>
-          <w:numId w:val="1008"/>
+          <w:numId w:val="1010"/>
         </w:numPr>
         <w:pStyle w:val="Compact"/>
       </w:pPr>
       <w:r>
-        <w:t xml:space="preserve">Any fields that access control forbids surfacing even to the desk?</w:t>
+        <w:t xml:space="preserve">A FalconX bot is added to each client group. It</w:t>
+      </w:r>
+      <w:r>
+        <w:t xml:space="preserve"> </w:t>
+      </w:r>
+      <w:r>
+        <w:rPr>
+          <w:b/>
+        </w:rPr>
+        <w:t xml:space="preserve">only archives</w:t>
+      </w:r>
+      <w:r>
+        <w:t xml:space="preserve"> </w:t>
+      </w:r>
+      <w:r>
+        <w:t xml:space="preserve">messages and</w:t>
+      </w:r>
+      <w:r>
+        <w:t xml:space="preserve"> </w:t>
+      </w:r>
+      <w:r>
+        <w:t xml:space="preserve">never posts. A coverage-maintained table maps</w:t>
+      </w:r>
+      <w:r>
+        <w:t xml:space="preserve"> </w:t>
+      </w:r>
+      <w:r>
+        <w:rPr>
+          <w:rStyle w:val="VerbatimChar"/>
+        </w:rPr>
+        <w:t xml:space="preserve">chat_id → parent</w:t>
+      </w:r>
+      <w:r>
+        <w:t xml:space="preserve">.</w:t>
       </w:r>
     </w:p>
     <w:p>
       <w:pPr>
         <w:numPr>
           <w:ilvl w:val="0"/>
-          <w:numId w:val="1008"/>
+          <w:numId w:val="1010"/>
         </w:numPr>
         <w:pStyle w:val="Compact"/>
       </w:pPr>
       <w:r>
+        <w:t xml:space="preserve">A nightly job (</w:t>
+      </w:r>
+      <w:r>
+        <w:rPr>
+          <w:rStyle w:val="VerbatimChar"/>
+        </w:rPr>
+        <w:t xml:space="preserve">chat_intel.extract</w:t>
+      </w:r>
+      <w:r>
+        <w:t xml:space="preserve">, structured output validated with</w:t>
+      </w:r>
+      <w:r>
+        <w:t xml:space="preserve"> </w:t>
+      </w:r>
+      <w:r>
+        <w:t xml:space="preserve">Pydantic) pulls out each idea we pitched (token, direction, levels, size,</w:t>
+      </w:r>
+      <w:r>
+        <w:t xml:space="preserve"> </w:t>
+      </w:r>
+      <w:r>
+        <w:t xml:space="preserve">horizon, option legs) and the client’s reaction (Done / Passed + reason / Later /</w:t>
+      </w:r>
+      <w:r>
+        <w:t xml:space="preserve"> </w:t>
+      </w:r>
+      <w:r>
+        <w:t xml:space="preserve">No response). The results go to</w:t>
+      </w:r>
+      <w:r>
+        <w:t xml:space="preserve"> </w:t>
+      </w:r>
+      <w:r>
+        <w:rPr>
+          <w:rStyle w:val="VerbatimChar"/>
+        </w:rPr>
+        <w:t xml:space="preserve">get_trade_ideas</w:t>
+      </w:r>
+      <w:r>
+        <w:t xml:space="preserve">.</w:t>
+      </w:r>
+    </w:p>
+    <w:p>
+      <w:pPr>
+        <w:numPr>
+          <w:ilvl w:val="0"/>
+          <w:numId w:val="1010"/>
+        </w:numPr>
+        <w:pStyle w:val="Compact"/>
+      </w:pPr>
+      <w:r>
+        <w:rPr>
+          <w:rStyle w:val="VerbatimChar"/>
+        </w:rPr>
+        <w:t xml:space="preserve">pitches.py</w:t>
+      </w:r>
+      <w:r>
+        <w:t xml:space="preserve"> </w:t>
+      </w:r>
+      <w:r>
+        <w:t xml:space="preserve">then matches ideas to actual trades (time window + token/direction/</w:t>
+      </w:r>
+      <w:r>
+        <w:t xml:space="preserve"> </w:t>
+      </w:r>
+      <w:r>
+        <w:t xml:space="preserve">structure fit), marks them to market, and produces the scorecard and call talking</w:t>
+      </w:r>
+      <w:r>
+        <w:t xml:space="preserve"> </w:t>
+      </w:r>
+      <w:r>
+        <w:t xml:space="preserve">points:</w:t>
+      </w:r>
+      <w:r>
+        <w:t xml:space="preserve"> </w:t>
+      </w:r>
+      <w:r>
+        <w:t xml:space="preserve">“</w:t>
+      </w:r>
+      <w:r>
+        <w:t xml:space="preserve">we pitched X, it’s up N%, you didn’t take it</w:t>
+      </w:r>
+      <w:r>
+        <w:t xml:space="preserve">”</w:t>
+      </w:r>
+      <w:r>
+        <w:t xml:space="preserve">. A pass that would have lost</w:t>
+      </w:r>
+      <w:r>
+        <w:t xml:space="preserve"> </w:t>
+      </w:r>
+      <w:r>
+        <w:t xml:space="preserve">money is shown as</w:t>
+      </w:r>
+      <w:r>
+        <w:t xml:space="preserve"> </w:t>
+      </w:r>
+      <w:r>
+        <w:t xml:space="preserve">“</w:t>
+      </w:r>
+      <w:r>
+        <w:t xml:space="preserve">dodged a loss</w:t>
+      </w:r>
+      <w:r>
+        <w:t xml:space="preserve">”</w:t>
+      </w:r>
+      <w:r>
+        <w:t xml:space="preserve">.</w:t>
+      </w:r>
+    </w:p>
+    <w:p>
+      <w:pPr>
+        <w:numPr>
+          <w:ilvl w:val="0"/>
+          <w:numId w:val="1010"/>
+        </w:numPr>
+        <w:pStyle w:val="Compact"/>
+      </w:pPr>
+      <w:r>
+        <w:t xml:space="preserve">Compliance: chat archiving needs client consent and a retention policy. The</w:t>
+      </w:r>
+      <w:r>
+        <w:t xml:space="preserve"> </w:t>
+      </w:r>
+      <w:r>
+        <w:t xml:space="preserve">extractor is an LLM call over raw messages (§10.1).</w:t>
+      </w:r>
+    </w:p>
+    <w:p>
+      <w:pPr>
+        <w:pStyle w:val="Heading2"/>
+      </w:pPr>
+      <w:bookmarkStart w:id="50" w:name="crm-notes-the-bloomberg-pros-pattern"/>
+      <w:r>
+        <w:t xml:space="preserve">14. CRM notes (the Bloomberg</w:t>
+      </w:r>
+      <w:r>
+        <w:t xml:space="preserve"> </w:t>
+      </w:r>
+      <w:r>
+        <w:t xml:space="preserve">“</w:t>
+      </w:r>
+      <w:r>
+        <w:t xml:space="preserve">Pros</w:t>
+      </w:r>
+      <w:r>
+        <w:t xml:space="preserve">”</w:t>
+      </w:r>
+      <w:r>
+        <w:t xml:space="preserve"> </w:t>
+      </w:r>
+      <w:r>
+        <w:t xml:space="preserve">pattern)</w:t>
+      </w:r>
+      <w:bookmarkEnd w:id="50"/>
+    </w:p>
+    <w:p>
+      <w:pPr>
+        <w:pStyle w:val="FirstParagraph"/>
+      </w:pPr>
+      <w:r>
+        <w:t xml:space="preserve">After a call, a salesperson writes free text.</w:t>
+      </w:r>
+      <w:r>
+        <w:t xml:space="preserve"> </w:t>
+      </w:r>
+      <w:r>
+        <w:rPr>
+          <w:rStyle w:val="VerbatimChar"/>
+        </w:rPr>
+        <w:t xml:space="preserve">tags.py</w:t>
+      </w:r>
+      <w:r>
+        <w:t xml:space="preserve"> </w:t>
+      </w:r>
+      <w:r>
+        <w:t xml:space="preserve">turns it into hashtags</w:t>
+      </w:r>
+      <w:r>
+        <w:t xml:space="preserve"> </w:t>
+      </w:r>
+      <w:r>
+        <w:t xml:space="preserve">deterministically (</w:t>
+      </w:r>
+      <w:r>
+        <w:t xml:space="preserve">“</w:t>
+      </w:r>
+      <w:r>
+        <w:t xml:space="preserve">wants a condor into Sept on ETH</w:t>
+      </w:r>
+      <w:r>
+        <w:t xml:space="preserve">”</w:t>
+      </w:r>
+      <w:r>
+        <w:t xml:space="preserve"> </w:t>
+      </w:r>
+      <w:r>
+        <w:t xml:space="preserve">→</w:t>
+      </w:r>
+      <w:r>
+        <w:t xml:space="preserve"> </w:t>
+      </w:r>
+      <w:r>
+        <w:rPr>
+          <w:rStyle w:val="VerbatimChar"/>
+        </w:rPr>
+        <w:t xml:space="preserve">#ETH #IronCondor #Options #Vol</w:t>
+      </w:r>
+      <w:r>
+        <w:t xml:space="preserve">), so every tag can be traced back to the words that produced it. A negation</w:t>
+      </w:r>
+      <w:r>
+        <w:t xml:space="preserve"> </w:t>
+      </w:r>
+      <w:r>
+        <w:t xml:space="preserve">is kept as a negative tag (</w:t>
+      </w:r>
+      <w:r>
+        <w:t xml:space="preserve">“</w:t>
+      </w:r>
+      <w:r>
+        <w:t xml:space="preserve">not set up for options</w:t>
+      </w:r>
+      <w:r>
+        <w:t xml:space="preserve">”</w:t>
+      </w:r>
+      <w:r>
+        <w:t xml:space="preserve"> </w:t>
+      </w:r>
+      <w:r>
+        <w:t xml:space="preserve">→</w:t>
+      </w:r>
+      <w:r>
+        <w:t xml:space="preserve"> </w:t>
+      </w:r>
+      <w:r>
+        <w:rPr>
+          <w:rStyle w:val="VerbatimChar"/>
+        </w:rPr>
+        <w:t xml:space="preserve">-#Options</w:t>
+      </w:r>
+      <w:r>
+        <w:t xml:space="preserve">), so targeting</w:t>
+      </w:r>
+      <w:r>
+        <w:t xml:space="preserve"> </w:t>
+      </w:r>
+      <w:r>
+        <w:t xml:space="preserve">doesn’t read it as interest. The taxonomy is plain data and can move to a table</w:t>
+      </w:r>
+      <w:r>
+        <w:t xml:space="preserve"> </w:t>
+      </w:r>
+      <w:r>
+        <w:t xml:space="preserve">edited by sales ops. Over time the notes become the queryable client memory</w:t>
+      </w:r>
+      <w:r>
+        <w:t xml:space="preserve"> </w:t>
+      </w:r>
+      <w:r>
+        <w:t xml:space="preserve">(</w:t>
+      </w:r>
+      <w:r>
+        <w:t xml:space="preserve">“</w:t>
+      </w:r>
+      <w:r>
+        <w:t xml:space="preserve">who has talked about vol?</w:t>
+      </w:r>
+      <w:r>
+        <w:t xml:space="preserve">”</w:t>
+      </w:r>
+      <w:r>
+        <w:t xml:space="preserve">,</w:t>
+      </w:r>
+      <w:r>
+        <w:t xml:space="preserve"> </w:t>
+      </w:r>
+      <w:r>
+        <w:t xml:space="preserve">“</w:t>
+      </w:r>
+      <w:r>
+        <w:t xml:space="preserve">who complained about pricing?</w:t>
+      </w:r>
+      <w:r>
+        <w:t xml:space="preserve">”</w:t>
+      </w:r>
+      <w:r>
+        <w:t xml:space="preserve">).</w:t>
+      </w:r>
+    </w:p>
+    <w:p>
+      <w:pPr>
+        <w:pStyle w:val="Heading2"/>
+      </w:pPr>
+      <w:bookmarkStart w:id="51" w:name="idea-targeting-who-will-bite"/>
+      <w:r>
+        <w:t xml:space="preserve">15. Idea targeting (</w:t>
+      </w:r>
+      <w:r>
+        <w:t xml:space="preserve">“</w:t>
+      </w:r>
+      <w:r>
+        <w:t xml:space="preserve">who will bite?</w:t>
+      </w:r>
+      <w:r>
+        <w:t xml:space="preserve">”</w:t>
+      </w:r>
+      <w:r>
+        <w:t xml:space="preserve">)</w:t>
+      </w:r>
+      <w:bookmarkEnd w:id="51"/>
+    </w:p>
+    <w:p>
+      <w:pPr>
+        <w:pStyle w:val="FirstParagraph"/>
+      </w:pPr>
+      <w:r>
+        <w:t xml:space="preserve">Given an idea,</w:t>
+      </w:r>
+      <w:r>
+        <w:t xml:space="preserve"> </w:t>
+      </w:r>
+      <w:r>
+        <w:rPr>
+          <w:rStyle w:val="VerbatimChar"/>
+        </w:rPr>
+        <w:t xml:space="preserve">targeting.py</w:t>
+      </w:r>
+      <w:r>
+        <w:t xml:space="preserve"> </w:t>
+      </w:r>
+      <w:r>
+        <w:t xml:space="preserve">scores every client on point-in-time features: trades</w:t>
+      </w:r>
+      <w:r>
+        <w:t xml:space="preserve"> </w:t>
+      </w:r>
+      <w:r>
+        <w:t xml:space="preserve">the product / token / structure, notes and chat interest, past take-rate on similar</w:t>
+      </w:r>
+      <w:r>
+        <w:t xml:space="preserve"> </w:t>
+      </w:r>
+      <w:r>
+        <w:t xml:space="preserve">ideas, peer uptake, recency, and set-up status. Clients who aren’t set up for the</w:t>
+      </w:r>
+      <w:r>
+        <w:t xml:space="preserve"> </w:t>
+      </w:r>
+      <w:r>
+        <w:t xml:space="preserve">product are listed as</w:t>
+      </w:r>
+      <w:r>
+        <w:t xml:space="preserve"> </w:t>
+      </w:r>
+      <w:r>
+        <w:t xml:space="preserve">“</w:t>
+      </w:r>
+      <w:r>
+        <w:t xml:space="preserve">Onboard first</w:t>
+      </w:r>
+      <w:r>
+        <w:t xml:space="preserve">”</w:t>
+      </w:r>
+      <w:r>
+        <w:t xml:space="preserve"> </w:t>
+      </w:r>
+      <w:r>
+        <w:t xml:space="preserve">rather than ranked. Each row explains</w:t>
+      </w:r>
+      <w:r>
+        <w:t xml:space="preserve"> </w:t>
+      </w:r>
+      <w:r>
+        <w:rPr>
+          <w:i/>
+        </w:rPr>
+        <w:t xml:space="preserve">why</w:t>
+      </w:r>
+      <w:r>
+        <w:t xml:space="preserve"> </w:t>
+      </w:r>
+      <w:r>
+        <w:t xml:space="preserve">and what to watch out for. After a pitch,</w:t>
+      </w:r>
+      <w:r>
+        <w:t xml:space="preserve"> </w:t>
+      </w:r>
+      <w:r>
+        <w:t xml:space="preserve">“</w:t>
+      </w:r>
+      <w:r>
+        <w:t xml:space="preserve">pitched to 7, 2 replied</w:t>
+      </w:r>
+      <w:r>
+        <w:t xml:space="preserve">”</w:t>
+      </w:r>
+      <w:r>
+        <w:t xml:space="preserve"> </w:t>
+      </w:r>
+      <w:r>
+        <w:t xml:space="preserve">goes into a</w:t>
+      </w:r>
+      <w:r>
+        <w:t xml:space="preserve"> </w:t>
+      </w:r>
+      <w:r>
+        <w:t xml:space="preserve">post-mortem that refits the weights, which closes the learning loop.</w:t>
+      </w:r>
+    </w:p>
+    <w:p>
+      <w:pPr>
+        <w:pStyle w:val="Heading2"/>
+      </w:pPr>
+      <w:bookmarkStart w:id="52" w:name="daily-color-430pm-et"/>
+      <w:r>
+        <w:t xml:space="preserve">16. Daily color — 4:30pm ET</w:t>
+      </w:r>
+      <w:bookmarkEnd w:id="52"/>
+    </w:p>
+    <w:p>
+      <w:pPr>
+        <w:pStyle w:val="FirstParagraph"/>
+      </w:pPr>
+      <w:r>
+        <w:rPr>
+          <w:rStyle w:val="VerbatimChar"/>
+        </w:rPr>
+        <w:t xml:space="preserve">daily_color.py</w:t>
+      </w:r>
+      <w:r>
+        <w:t xml:space="preserve"> </w:t>
+      </w:r>
+      <w:r>
+        <w:t xml:space="preserve">builds the note for the last color day (4:30pm → 4:30pm ET,</w:t>
+      </w:r>
+      <w:r>
+        <w:t xml:space="preserve"> </w:t>
+      </w:r>
+      <w:r>
+        <w:t xml:space="preserve">DST-aware): moves sized in σ vs. 30 days, token flow vs. the 20-day average,</w:t>
+      </w:r>
+      <w:r>
+        <w:t xml:space="preserve"> </w:t>
+      </w:r>
+      <w:r>
+        <w:t xml:space="preserve">segment buy/sell skew, options mix, and</w:t>
+      </w:r>
+      <w:r>
+        <w:t xml:space="preserve"> </w:t>
+      </w:r>
+      <w:r>
+        <w:t xml:space="preserve">“</w:t>
+      </w:r>
+      <w:r>
+        <w:t xml:space="preserve">split views</w:t>
+      </w:r>
+      <w:r>
+        <w:t xml:space="preserve">”</w:t>
+      </w:r>
+      <w:r>
+        <w:t xml:space="preserve"> </w:t>
+      </w:r>
+      <w:r>
+        <w:t xml:space="preserve">where segments disagree. The note is</w:t>
+      </w:r>
+      <w:r>
+        <w:t xml:space="preserve"> </w:t>
+      </w:r>
+      <w:r>
+        <w:rPr>
+          <w:b/>
+        </w:rPr>
+        <w:t xml:space="preserve">client-facing</w:t>
+      </w:r>
+      <w:r>
+        <w:t xml:space="preserve">, so it carries</w:t>
+      </w:r>
+      <w:r>
+        <w:t xml:space="preserve"> </w:t>
+      </w:r>
+      <w:r>
+        <w:rPr>
+          <w:b/>
+        </w:rPr>
+        <w:t xml:space="preserve">ratios and percentages only</w:t>
+      </w:r>
+      <w:r>
+        <w:t xml:space="preserve">: no desk dollar</w:t>
+      </w:r>
+      <w:r>
+        <w:t xml:space="preserve"> </w:t>
+      </w:r>
+      <w:r>
+        <w:t xml:space="preserve">volumes and no names. Every segment and strategy line passes the §12.1 rules. The</w:t>
+      </w:r>
+      <w:r>
+        <w:t xml:space="preserve"> </w:t>
+      </w:r>
+      <w:r>
+        <w:t xml:space="preserve">per-client version excludes that client’s own flow. The rep sheet (which clients to</w:t>
+      </w:r>
+      <w:r>
+        <w:t xml:space="preserve"> </w:t>
+      </w:r>
+      <w:r>
+        <w:t xml:space="preserve">send which line to) is internal.</w:t>
+      </w:r>
+      <w:r>
+        <w:t xml:space="preserve"> </w:t>
+      </w:r>
+      <w:r>
+        <w:rPr>
+          <w:rStyle w:val="VerbatimChar"/>
+        </w:rPr>
+        <w:t xml:space="preserve">daily_color.run()</w:t>
+      </w:r>
+      <w:r>
+        <w:t xml:space="preserve"> </w:t>
+      </w:r>
+      <w:r>
+        <w:t xml:space="preserve">is a CLI entry point meant to</w:t>
+      </w:r>
+      <w:r>
+        <w:t xml:space="preserve"> </w:t>
+      </w:r>
+      <w:r>
+        <w:t xml:space="preserve">run as a scheduled</w:t>
+      </w:r>
+      <w:r>
+        <w:t xml:space="preserve"> </w:t>
+      </w:r>
+      <w:r>
+        <w:rPr>
+          <w:b/>
+        </w:rPr>
+        <w:t xml:space="preserve">Databricks Job</w:t>
+      </w:r>
+      <w:r>
+        <w:t xml:space="preserve"> </w:t>
+      </w:r>
+      <w:r>
+        <w:t xml:space="preserve">at 4:30pm ET.</w:t>
+      </w:r>
+      <w:r>
+        <w:t xml:space="preserve"> </w:t>
+      </w:r>
+      <w:r>
+        <w:rPr>
+          <w:b/>
+        </w:rPr>
+        <w:t xml:space="preserve">Compliance should sign off on</w:t>
+      </w:r>
+      <w:r>
+        <w:rPr>
+          <w:b/>
+        </w:rPr>
+        <w:t xml:space="preserve"> </w:t>
+      </w:r>
+      <w:r>
+        <w:rPr>
+          <w:b/>
+        </w:rPr>
+        <w:t xml:space="preserve">the note template once before it goes to clients.</w:t>
+      </w:r>
+    </w:p>
+    <w:p>
+      <w:pPr>
+        <w:pStyle w:val="Heading2"/>
+      </w:pPr>
+      <w:bookmarkStart w:id="53" w:name="open-questions-for-engineering"/>
+      <w:r>
+        <w:t xml:space="preserve">17. Open questions for engineering</w:t>
+      </w:r>
+      <w:bookmarkEnd w:id="53"/>
+    </w:p>
+    <w:p>
+      <w:pPr>
+        <w:numPr>
+          <w:ilvl w:val="0"/>
+          <w:numId w:val="1011"/>
+        </w:numPr>
+        <w:pStyle w:val="Compact"/>
+      </w:pPr>
+      <w:r>
+        <w:t xml:space="preserve">Does a parent↔entity mapping exist anywhere, or do we build it? Preferred source?</w:t>
+      </w:r>
+    </w:p>
+    <w:p>
+      <w:pPr>
+        <w:numPr>
+          <w:ilvl w:val="0"/>
+          <w:numId w:val="1011"/>
+        </w:numPr>
+        <w:pStyle w:val="Compact"/>
+      </w:pPr>
+      <w:r>
+        <w:t xml:space="preserve">Exact table names / Genie space handles for derivatives, options, credit, FX.</w:t>
+      </w:r>
+    </w:p>
+    <w:p>
+      <w:pPr>
+        <w:numPr>
+          <w:ilvl w:val="0"/>
+          <w:numId w:val="1011"/>
+        </w:numPr>
+        <w:pStyle w:val="Compact"/>
+      </w:pPr>
+      <w:r>
+        <w:t xml:space="preserve">Do option legs carry a parent-order / structure id we can expose as</w:t>
+      </w:r>
+      <w:r>
+        <w:t xml:space="preserve"> </w:t>
+      </w:r>
+      <w:r>
+        <w:rPr>
+          <w:rStyle w:val="VerbatimChar"/>
+        </w:rPr>
+        <w:t xml:space="preserve">structure_id</w:t>
+      </w:r>
+      <w:r>
+        <w:t xml:space="preserve">?</w:t>
+      </w:r>
+    </w:p>
+    <w:p>
+      <w:pPr>
+        <w:numPr>
+          <w:ilvl w:val="0"/>
+          <w:numId w:val="1011"/>
+        </w:numPr>
+        <w:pStyle w:val="Compact"/>
+      </w:pPr>
+      <w:r>
+        <w:t xml:space="preserve">Are marks, greeks, and LTV pre-computed in those tables, or do we compute them?</w:t>
+      </w:r>
+    </w:p>
+    <w:p>
+      <w:pPr>
+        <w:numPr>
+          <w:ilvl w:val="0"/>
+          <w:numId w:val="1011"/>
+        </w:numPr>
+        <w:pStyle w:val="Compact"/>
+      </w:pPr>
+      <w:r>
+        <w:t xml:space="preserve">Achievable refresh latency per product?</w:t>
+      </w:r>
+    </w:p>
+    <w:p>
+      <w:pPr>
+        <w:numPr>
+          <w:ilvl w:val="0"/>
+          <w:numId w:val="1011"/>
+        </w:numPr>
+        <w:pStyle w:val="Compact"/>
+      </w:pPr>
+      <w:r>
+        <w:t xml:space="preserve">Any fields that access control forbids surfacing even to the desk?</w:t>
+      </w:r>
+    </w:p>
+    <w:p>
+      <w:pPr>
+        <w:numPr>
+          <w:ilvl w:val="0"/>
+          <w:numId w:val="1011"/>
+        </w:numPr>
+        <w:pStyle w:val="Compact"/>
+      </w:pPr>
+      <w:r>
         <w:rPr>
           <w:b/>
         </w:rPr>
@@ -3328,6 +5888,138 @@
       </w:r>
       <w:r>
         <w:t xml:space="preserve">target (see §10), or do we gate the analyst until one exists?</w:t>
+      </w:r>
+    </w:p>
+    <w:p>
+      <w:pPr>
+        <w:numPr>
+          <w:ilvl w:val="0"/>
+          <w:numId w:val="1011"/>
+        </w:numPr>
+        <w:pStyle w:val="Compact"/>
+      </w:pPr>
+      <w:r>
+        <w:rPr>
+          <w:b/>
+        </w:rPr>
+        <w:t xml:space="preserve">Segments:</w:t>
+      </w:r>
+      <w:r>
+        <w:t xml:space="preserve"> </w:t>
+      </w:r>
+      <w:r>
+        <w:t xml:space="preserve">can the §12.2 segment / sub-segment fields be added to the</w:t>
+      </w:r>
+      <w:r>
+        <w:t xml:space="preserve"> </w:t>
+      </w:r>
+      <w:r>
+        <w:t xml:space="preserve">Salesforce Account, and who maintains them?</w:t>
+      </w:r>
+    </w:p>
+    <w:p>
+      <w:pPr>
+        <w:numPr>
+          <w:ilvl w:val="0"/>
+          <w:numId w:val="1011"/>
+        </w:numPr>
+        <w:pStyle w:val="Compact"/>
+      </w:pPr>
+      <w:r>
+        <w:rPr>
+          <w:b/>
+        </w:rPr>
+        <w:t xml:space="preserve">Telegram:</w:t>
+      </w:r>
+      <w:r>
+        <w:t xml:space="preserve"> </w:t>
+      </w:r>
+      <w:r>
+        <w:t xml:space="preserve">who owns the archive bot, the consent process and the</w:t>
+      </w:r>
+      <w:r>
+        <w:t xml:space="preserve"> </w:t>
+      </w:r>
+      <w:r>
+        <w:rPr>
+          <w:rStyle w:val="VerbatimChar"/>
+        </w:rPr>
+        <w:t xml:space="preserve">chat_id → parent</w:t>
+      </w:r>
+      <w:r>
+        <w:t xml:space="preserve"> </w:t>
+      </w:r>
+      <w:r>
+        <w:t xml:space="preserve">mapping (§13)?</w:t>
+      </w:r>
+    </w:p>
+    <w:p>
+      <w:pPr>
+        <w:numPr>
+          <w:ilvl w:val="0"/>
+          <w:numId w:val="1011"/>
+        </w:numPr>
+        <w:pStyle w:val="Compact"/>
+      </w:pPr>
+      <w:r>
+        <w:rPr>
+          <w:b/>
+        </w:rPr>
+        <w:t xml:space="preserve">Notes table:</w:t>
+      </w:r>
+      <w:r>
+        <w:t xml:space="preserve"> </w:t>
+      </w:r>
+      <w:r>
+        <w:t xml:space="preserve">where should</w:t>
+      </w:r>
+      <w:r>
+        <w:t xml:space="preserve"> </w:t>
+      </w:r>
+      <w:r>
+        <w:rPr>
+          <w:rStyle w:val="VerbatimChar"/>
+        </w:rPr>
+        <w:t xml:space="preserve">crm_notes</w:t>
+      </w:r>
+      <w:r>
+        <w:t xml:space="preserve"> </w:t>
+      </w:r>
+      <w:r>
+        <w:t xml:space="preserve">live, and should notes sync two-way</w:t>
+      </w:r>
+      <w:r>
+        <w:t xml:space="preserve"> </w:t>
+      </w:r>
+      <w:r>
+        <w:t xml:space="preserve">with Salesforce Activities (§5.13)?</w:t>
+      </w:r>
+    </w:p>
+    <w:p>
+      <w:pPr>
+        <w:numPr>
+          <w:ilvl w:val="0"/>
+          <w:numId w:val="1011"/>
+        </w:numPr>
+        <w:pStyle w:val="Compact"/>
+      </w:pPr>
+      <w:r>
+        <w:rPr>
+          <w:b/>
+        </w:rPr>
+        <w:t xml:space="preserve">Options closes:</w:t>
+      </w:r>
+      <w:r>
+        <w:t xml:space="preserve"> </w:t>
+      </w:r>
+      <w:r>
+        <w:t xml:space="preserve">is there an OMS close / position-netting source for the</w:t>
+      </w:r>
+      <w:r>
+        <w:t xml:space="preserve"> </w:t>
+      </w:r>
+      <w:r>
+        <w:t xml:space="preserve">expiries dashboard (§11)?</w:t>
       </w:r>
     </w:p>
     <w:sectPr/>
@@ -3757,6 +6449,15 @@
     </w:lvlOverride>
   </w:num>
   <w:num w:numId="1008">
+    <w:abstractNumId w:val="991"/>
+  </w:num>
+  <w:num w:numId="1009">
+    <w:abstractNumId w:val="991"/>
+  </w:num>
+  <w:num w:numId="1010">
+    <w:abstractNumId w:val="991"/>
+  </w:num>
+  <w:num w:numId="1011">
     <w:abstractNumId w:val="99411"/>
     <w:lvlOverride w:ilvl="0">
       <w:startOverride w:val="1"/>
